--- a/clients/bwh/meraki/reports/BWH - Meraki Monthly Activity - 2026-02.docx
+++ b/clients/bwh/meraki/reports/BWH - Meraki Monthly Activity - 2026-02.docx
@@ -95,7 +95,7 @@
       <w:tr>
         <w:tc>
           <w:tcPr>
-            <w:tcW w:type="dxa" w:w="3744"/>
+            <w:tcW w:type="dxa" w:w="3528"/>
             <w:tcBorders>
               <w:top w:val="nil"/>
               <w:left w:val="nil"/>
@@ -133,7 +133,7 @@
         </w:tc>
         <w:tc>
           <w:tcPr>
-            <w:tcW w:type="dxa" w:w="3744"/>
+            <w:tcW w:type="dxa" w:w="3528"/>
             <w:tcBorders>
               <w:top w:val="nil"/>
               <w:left w:val="nil"/>
@@ -319,15 +319,16 @@
         <w:tblLook w:firstColumn="1" w:firstRow="1" w:lastColumn="0" w:lastRow="0" w:noHBand="0" w:noVBand="1" w:val="04A0"/>
       </w:tblPr>
       <w:tblGrid>
-        <w:gridCol w:w="2340"/>
-        <w:gridCol w:w="2340"/>
-        <w:gridCol w:w="2340"/>
-        <w:gridCol w:w="2340"/>
+        <w:gridCol w:w="1872"/>
+        <w:gridCol w:w="1872"/>
+        <w:gridCol w:w="1872"/>
+        <w:gridCol w:w="1872"/>
+        <w:gridCol w:w="1872"/>
       </w:tblGrid>
       <w:tr>
         <w:tc>
           <w:tcPr>
-            <w:tcW w:type="dxa" w:w="2340"/>
+            <w:tcW w:type="dxa" w:w="1872"/>
             <w:shd w:val="clear" w:color="auto" w:fill="F8F9FA"/>
             <w:tcBorders>
               <w:top w:val="nil"/>
@@ -373,7 +374,7 @@
         </w:tc>
         <w:tc>
           <w:tcPr>
-            <w:tcW w:type="dxa" w:w="2340"/>
+            <w:tcW w:type="dxa" w:w="1872"/>
             <w:shd w:val="clear" w:color="auto" w:fill="F8F9FA"/>
             <w:tcBorders>
               <w:top w:val="nil"/>
@@ -419,7 +420,7 @@
         </w:tc>
         <w:tc>
           <w:tcPr>
-            <w:tcW w:type="dxa" w:w="2340"/>
+            <w:tcW w:type="dxa" w:w="1872"/>
             <w:shd w:val="clear" w:color="auto" w:fill="F8F9FA"/>
             <w:tcBorders>
               <w:top w:val="nil"/>
@@ -465,7 +466,7 @@
         </w:tc>
         <w:tc>
           <w:tcPr>
-            <w:tcW w:type="dxa" w:w="2340"/>
+            <w:tcW w:type="dxa" w:w="1872"/>
             <w:shd w:val="clear" w:color="auto" w:fill="F8F9FA"/>
             <w:tcBorders>
               <w:top w:val="nil"/>
@@ -506,6 +507,52 @@
                 <w:sz w:val="20"/>
               </w:rPr>
               <w:t>Activity events</w:t>
+            </w:r>
+          </w:p>
+        </w:tc>
+        <w:tc>
+          <w:tcPr>
+            <w:tcW w:type="dxa" w:w="1872"/>
+            <w:shd w:val="clear" w:color="auto" w:fill="F8F9FA"/>
+            <w:tcBorders>
+              <w:top w:val="nil"/>
+              <w:left w:val="nil"/>
+              <w:bottom w:val="nil"/>
+              <w:right w:val="nil"/>
+              <w:insideH w:val="nil"/>
+              <w:insideV w:val="nil"/>
+            </w:tcBorders>
+          </w:tcPr>
+          <w:p>
+            <w:pPr>
+              <w:spacing w:before="240" w:after="0"/>
+              <w:jc w:val="center"/>
+            </w:pPr>
+            <w:r>
+              <w:rPr>
+                <w:rFonts w:ascii="Open Sans" w:hAnsi="Open Sans"/>
+                <w:b/>
+                <w:i w:val="0"/>
+                <w:color w:val="F67D4B"/>
+                <w:sz w:val="48"/>
+              </w:rPr>
+              <w:t>2</w:t>
+            </w:r>
+          </w:p>
+          <w:p>
+            <w:pPr>
+              <w:spacing w:before="0" w:after="240"/>
+              <w:jc w:val="center"/>
+            </w:pPr>
+            <w:r>
+              <w:rPr>
+                <w:rFonts w:ascii="Open Sans" w:hAnsi="Open Sans"/>
+                <w:b w:val="0"/>
+                <w:i w:val="0"/>
+                <w:color w:val="59595B"/>
+                <w:sz w:val="20"/>
+              </w:rPr>
+              <w:t>Config changes</w:t>
             </w:r>
           </w:p>
         </w:tc>
@@ -632,7 +679,7 @@
           <w:color w:val="59595B"/>
           <w:sz w:val="22"/>
         </w:rPr>
-        <w:t>Devices by model:</w:t>
+        <w:t>Device inventory:</w:t>
       </w:r>
     </w:p>
     <w:tbl>
@@ -642,13 +689,72 @@
         <w:tblLook w:firstColumn="1" w:firstRow="1" w:lastColumn="0" w:lastRow="0" w:noHBand="0" w:noVBand="1" w:val="04A0"/>
       </w:tblPr>
       <w:tblGrid>
-        <w:gridCol w:w="4680"/>
-        <w:gridCol w:w="4680"/>
+        <w:gridCol w:w="1337"/>
+        <w:gridCol w:w="1337"/>
+        <w:gridCol w:w="1337"/>
+        <w:gridCol w:w="1337"/>
+        <w:gridCol w:w="1337"/>
+        <w:gridCol w:w="1337"/>
+        <w:gridCol w:w="1337"/>
       </w:tblGrid>
       <w:tr>
         <w:tc>
           <w:tcPr>
-            <w:tcW w:type="dxa" w:w="5040"/>
+            <w:tcW w:type="dxa" w:w="1728"/>
+            <w:shd w:val="clear" w:color="auto" w:fill="006DB6"/>
+            <w:tcBorders>
+              <w:top w:val="single" w:sz="4" w:color="E9ECEF"/>
+              <w:left w:val="single" w:sz="4" w:color="E9ECEF"/>
+              <w:bottom w:val="single" w:sz="4" w:color="E9ECEF"/>
+              <w:right w:val="single" w:sz="4" w:color="E9ECEF"/>
+            </w:tcBorders>
+          </w:tcPr>
+          <w:p>
+            <w:pPr>
+              <w:spacing w:before="40" w:after="40"/>
+            </w:pPr>
+            <w:r>
+              <w:rPr>
+                <w:rFonts w:ascii="Open Sans" w:hAnsi="Open Sans"/>
+                <w:b/>
+                <w:i w:val="0"/>
+                <w:color w:val="FFFFFF"/>
+                <w:sz w:val="20"/>
+              </w:rPr>
+              <w:t>Device</w:t>
+            </w:r>
+          </w:p>
+        </w:tc>
+        <w:tc>
+          <w:tcPr>
+            <w:tcW w:type="dxa" w:w="1152"/>
+            <w:shd w:val="clear" w:color="auto" w:fill="006DB6"/>
+            <w:tcBorders>
+              <w:top w:val="single" w:sz="4" w:color="E9ECEF"/>
+              <w:left w:val="single" w:sz="4" w:color="E9ECEF"/>
+              <w:bottom w:val="single" w:sz="4" w:color="E9ECEF"/>
+              <w:right w:val="single" w:sz="4" w:color="E9ECEF"/>
+            </w:tcBorders>
+          </w:tcPr>
+          <w:p>
+            <w:pPr>
+              <w:spacing w:before="40" w:after="40"/>
+            </w:pPr>
+            <w:r>
+              <w:rPr>
+                <w:rFonts w:ascii="Open Sans" w:hAnsi="Open Sans"/>
+                <w:b/>
+                <w:i w:val="0"/>
+                <w:color w:val="FFFFFF"/>
+                <w:sz w:val="20"/>
+              </w:rPr>
+              <w:t>Network</w:t>
+            </w:r>
+          </w:p>
+        </w:tc>
+        <w:tc>
+          <w:tcPr>
+            <w:tcW w:type="dxa" w:w="1152"/>
             <w:shd w:val="clear" w:color="auto" w:fill="006DB6"/>
             <w:tcBorders>
               <w:top w:val="single" w:sz="4" w:color="E9ECEF"/>
@@ -675,7 +781,7 @@
         </w:tc>
         <w:tc>
           <w:tcPr>
-            <w:tcW w:type="dxa" w:w="2160"/>
+            <w:tcW w:type="dxa" w:w="1440"/>
             <w:shd w:val="clear" w:color="auto" w:fill="006DB6"/>
             <w:tcBorders>
               <w:top w:val="single" w:sz="4" w:color="E9ECEF"/>
@@ -696,7 +802,88 @@
                 <w:color w:val="FFFFFF"/>
                 <w:sz w:val="20"/>
               </w:rPr>
-              <w:t>Count</w:t>
+              <w:t>Serial</w:t>
+            </w:r>
+          </w:p>
+        </w:tc>
+        <w:tc>
+          <w:tcPr>
+            <w:tcW w:type="dxa" w:w="1440"/>
+            <w:shd w:val="clear" w:color="auto" w:fill="006DB6"/>
+            <w:tcBorders>
+              <w:top w:val="single" w:sz="4" w:color="E9ECEF"/>
+              <w:left w:val="single" w:sz="4" w:color="E9ECEF"/>
+              <w:bottom w:val="single" w:sz="4" w:color="E9ECEF"/>
+              <w:right w:val="single" w:sz="4" w:color="E9ECEF"/>
+            </w:tcBorders>
+          </w:tcPr>
+          <w:p>
+            <w:pPr>
+              <w:spacing w:before="40" w:after="40"/>
+            </w:pPr>
+            <w:r>
+              <w:rPr>
+                <w:rFonts w:ascii="Open Sans" w:hAnsi="Open Sans"/>
+                <w:b/>
+                <w:i w:val="0"/>
+                <w:color w:val="FFFFFF"/>
+                <w:sz w:val="20"/>
+              </w:rPr>
+              <w:t>Firmware</w:t>
+            </w:r>
+          </w:p>
+        </w:tc>
+        <w:tc>
+          <w:tcPr>
+            <w:tcW w:type="dxa" w:w="1296"/>
+            <w:shd w:val="clear" w:color="auto" w:fill="006DB6"/>
+            <w:tcBorders>
+              <w:top w:val="single" w:sz="4" w:color="E9ECEF"/>
+              <w:left w:val="single" w:sz="4" w:color="E9ECEF"/>
+              <w:bottom w:val="single" w:sz="4" w:color="E9ECEF"/>
+              <w:right w:val="single" w:sz="4" w:color="E9ECEF"/>
+            </w:tcBorders>
+          </w:tcPr>
+          <w:p>
+            <w:pPr>
+              <w:spacing w:before="40" w:after="40"/>
+            </w:pPr>
+            <w:r>
+              <w:rPr>
+                <w:rFonts w:ascii="Open Sans" w:hAnsi="Open Sans"/>
+                <w:b/>
+                <w:i w:val="0"/>
+                <w:color w:val="FFFFFF"/>
+                <w:sz w:val="20"/>
+              </w:rPr>
+              <w:t>LAN IP</w:t>
+            </w:r>
+          </w:p>
+        </w:tc>
+        <w:tc>
+          <w:tcPr>
+            <w:tcW w:type="dxa" w:w="1152"/>
+            <w:shd w:val="clear" w:color="auto" w:fill="006DB6"/>
+            <w:tcBorders>
+              <w:top w:val="single" w:sz="4" w:color="E9ECEF"/>
+              <w:left w:val="single" w:sz="4" w:color="E9ECEF"/>
+              <w:bottom w:val="single" w:sz="4" w:color="E9ECEF"/>
+              <w:right w:val="single" w:sz="4" w:color="E9ECEF"/>
+            </w:tcBorders>
+          </w:tcPr>
+          <w:p>
+            <w:pPr>
+              <w:spacing w:before="40" w:after="40"/>
+            </w:pPr>
+            <w:r>
+              <w:rPr>
+                <w:rFonts w:ascii="Open Sans" w:hAnsi="Open Sans"/>
+                <w:b/>
+                <w:i w:val="0"/>
+                <w:color w:val="FFFFFF"/>
+                <w:sz w:val="20"/>
+              </w:rPr>
+              <w:t>Type</w:t>
             </w:r>
           </w:p>
         </w:tc>
@@ -704,7 +891,246 @@
       <w:tr>
         <w:tc>
           <w:tcPr>
-            <w:tcW w:type="dxa" w:w="5040"/>
+            <w:tcW w:type="dxa" w:w="1728"/>
+            <w:tcBorders>
+              <w:top w:val="single" w:sz="4" w:color="E9ECEF"/>
+              <w:left w:val="single" w:sz="4" w:color="E9ECEF"/>
+              <w:bottom w:val="single" w:sz="4" w:color="E9ECEF"/>
+              <w:right w:val="single" w:sz="4" w:color="E9ECEF"/>
+            </w:tcBorders>
+          </w:tcPr>
+          <w:p>
+            <w:pPr>
+              <w:spacing w:before="40" w:after="40"/>
+            </w:pPr>
+            <w:r>
+              <w:rPr>
+                <w:rFonts w:ascii="Open Sans" w:hAnsi="Open Sans"/>
+                <w:b w:val="0"/>
+                <w:i w:val="0"/>
+                <w:color w:val="59595B"/>
+                <w:sz w:val="19"/>
+              </w:rPr>
+              <w:t>BWH-ECS-01</w:t>
+            </w:r>
+          </w:p>
+        </w:tc>
+        <w:tc>
+          <w:tcPr>
+            <w:tcW w:type="dxa" w:w="1152"/>
+            <w:tcBorders>
+              <w:top w:val="single" w:sz="4" w:color="E9ECEF"/>
+              <w:left w:val="single" w:sz="4" w:color="E9ECEF"/>
+              <w:bottom w:val="single" w:sz="4" w:color="E9ECEF"/>
+              <w:right w:val="single" w:sz="4" w:color="E9ECEF"/>
+            </w:tcBorders>
+          </w:tcPr>
+          <w:p>
+            <w:pPr>
+              <w:spacing w:before="40" w:after="40"/>
+            </w:pPr>
+            <w:r>
+              <w:rPr>
+                <w:rFonts w:ascii="Open Sans" w:hAnsi="Open Sans"/>
+                <w:b w:val="0"/>
+                <w:i w:val="0"/>
+                <w:color w:val="59595B"/>
+                <w:sz w:val="19"/>
+              </w:rPr>
+              <w:t>BWH-HQ</w:t>
+            </w:r>
+          </w:p>
+        </w:tc>
+        <w:tc>
+          <w:tcPr>
+            <w:tcW w:type="dxa" w:w="1152"/>
+            <w:tcBorders>
+              <w:top w:val="single" w:sz="4" w:color="E9ECEF"/>
+              <w:left w:val="single" w:sz="4" w:color="E9ECEF"/>
+              <w:bottom w:val="single" w:sz="4" w:color="E9ECEF"/>
+              <w:right w:val="single" w:sz="4" w:color="E9ECEF"/>
+            </w:tcBorders>
+          </w:tcPr>
+          <w:p>
+            <w:pPr>
+              <w:spacing w:before="40" w:after="40"/>
+            </w:pPr>
+            <w:r>
+              <w:rPr>
+                <w:rFonts w:ascii="Open Sans" w:hAnsi="Open Sans"/>
+                <w:b w:val="0"/>
+                <w:i w:val="0"/>
+                <w:color w:val="59595B"/>
+                <w:sz w:val="19"/>
+              </w:rPr>
+              <w:t>MT10</w:t>
+            </w:r>
+          </w:p>
+        </w:tc>
+        <w:tc>
+          <w:tcPr>
+            <w:tcW w:type="dxa" w:w="1440"/>
+            <w:tcBorders>
+              <w:top w:val="single" w:sz="4" w:color="E9ECEF"/>
+              <w:left w:val="single" w:sz="4" w:color="E9ECEF"/>
+              <w:bottom w:val="single" w:sz="4" w:color="E9ECEF"/>
+              <w:right w:val="single" w:sz="4" w:color="E9ECEF"/>
+            </w:tcBorders>
+          </w:tcPr>
+          <w:p>
+            <w:pPr>
+              <w:spacing w:before="40" w:after="40"/>
+            </w:pPr>
+            <w:r>
+              <w:rPr>
+                <w:rFonts w:ascii="Open Sans" w:hAnsi="Open Sans"/>
+                <w:b w:val="0"/>
+                <w:i w:val="0"/>
+                <w:color w:val="59595B"/>
+                <w:sz w:val="19"/>
+              </w:rPr>
+              <w:t>Q3CA-MM6G-ZD6Z</w:t>
+            </w:r>
+          </w:p>
+        </w:tc>
+        <w:tc>
+          <w:tcPr>
+            <w:tcW w:type="dxa" w:w="1440"/>
+            <w:tcBorders>
+              <w:top w:val="single" w:sz="4" w:color="E9ECEF"/>
+              <w:left w:val="single" w:sz="4" w:color="E9ECEF"/>
+              <w:bottom w:val="single" w:sz="4" w:color="E9ECEF"/>
+              <w:right w:val="single" w:sz="4" w:color="E9ECEF"/>
+            </w:tcBorders>
+          </w:tcPr>
+          <w:p>
+            <w:pPr>
+              <w:spacing w:before="40" w:after="40"/>
+            </w:pPr>
+            <w:r>
+              <w:rPr>
+                <w:rFonts w:ascii="Open Sans" w:hAnsi="Open Sans"/>
+                <w:b w:val="0"/>
+                <w:i w:val="0"/>
+                <w:color w:val="59595B"/>
+                <w:sz w:val="19"/>
+              </w:rPr>
+              <w:t>mt-1-5</w:t>
+            </w:r>
+          </w:p>
+        </w:tc>
+        <w:tc>
+          <w:tcPr>
+            <w:tcW w:type="dxa" w:w="1296"/>
+            <w:tcBorders>
+              <w:top w:val="single" w:sz="4" w:color="E9ECEF"/>
+              <w:left w:val="single" w:sz="4" w:color="E9ECEF"/>
+              <w:bottom w:val="single" w:sz="4" w:color="E9ECEF"/>
+              <w:right w:val="single" w:sz="4" w:color="E9ECEF"/>
+            </w:tcBorders>
+          </w:tcPr>
+          <w:p>
+            <w:pPr>
+              <w:spacing w:before="40" w:after="40"/>
+            </w:pPr>
+            <w:r>
+              <w:rPr>
+                <w:rFonts w:ascii="Open Sans" w:hAnsi="Open Sans"/>
+                <w:b w:val="0"/>
+                <w:i w:val="0"/>
+                <w:color w:val="59595B"/>
+                <w:sz w:val="19"/>
+              </w:rPr>
+              <w:t>—</w:t>
+            </w:r>
+          </w:p>
+        </w:tc>
+        <w:tc>
+          <w:tcPr>
+            <w:tcW w:type="dxa" w:w="1152"/>
+            <w:tcBorders>
+              <w:top w:val="single" w:sz="4" w:color="E9ECEF"/>
+              <w:left w:val="single" w:sz="4" w:color="E9ECEF"/>
+              <w:bottom w:val="single" w:sz="4" w:color="E9ECEF"/>
+              <w:right w:val="single" w:sz="4" w:color="E9ECEF"/>
+            </w:tcBorders>
+          </w:tcPr>
+          <w:p>
+            <w:pPr>
+              <w:spacing w:before="40" w:after="40"/>
+            </w:pPr>
+            <w:r>
+              <w:rPr>
+                <w:rFonts w:ascii="Open Sans" w:hAnsi="Open Sans"/>
+                <w:b w:val="0"/>
+                <w:i w:val="0"/>
+                <w:color w:val="59595B"/>
+                <w:sz w:val="19"/>
+              </w:rPr>
+              <w:t>sensor</w:t>
+            </w:r>
+          </w:p>
+        </w:tc>
+      </w:tr>
+      <w:tr>
+        <w:tc>
+          <w:tcPr>
+            <w:tcW w:type="dxa" w:w="1728"/>
+            <w:shd w:val="clear" w:color="auto" w:fill="F8F9FA"/>
+            <w:tcBorders>
+              <w:top w:val="single" w:sz="4" w:color="E9ECEF"/>
+              <w:left w:val="single" w:sz="4" w:color="E9ECEF"/>
+              <w:bottom w:val="single" w:sz="4" w:color="E9ECEF"/>
+              <w:right w:val="single" w:sz="4" w:color="E9ECEF"/>
+            </w:tcBorders>
+          </w:tcPr>
+          <w:p>
+            <w:pPr>
+              <w:spacing w:before="40" w:after="40"/>
+            </w:pPr>
+            <w:r>
+              <w:rPr>
+                <w:rFonts w:ascii="Open Sans" w:hAnsi="Open Sans"/>
+                <w:b w:val="0"/>
+                <w:i w:val="0"/>
+                <w:color w:val="59595B"/>
+                <w:sz w:val="19"/>
+              </w:rPr>
+              <w:t>BWH-HQ-AP-01</w:t>
+            </w:r>
+          </w:p>
+        </w:tc>
+        <w:tc>
+          <w:tcPr>
+            <w:tcW w:type="dxa" w:w="1152"/>
+            <w:shd w:val="clear" w:color="auto" w:fill="F8F9FA"/>
+            <w:tcBorders>
+              <w:top w:val="single" w:sz="4" w:color="E9ECEF"/>
+              <w:left w:val="single" w:sz="4" w:color="E9ECEF"/>
+              <w:bottom w:val="single" w:sz="4" w:color="E9ECEF"/>
+              <w:right w:val="single" w:sz="4" w:color="E9ECEF"/>
+            </w:tcBorders>
+          </w:tcPr>
+          <w:p>
+            <w:pPr>
+              <w:spacing w:before="40" w:after="40"/>
+            </w:pPr>
+            <w:r>
+              <w:rPr>
+                <w:rFonts w:ascii="Open Sans" w:hAnsi="Open Sans"/>
+                <w:b w:val="0"/>
+                <w:i w:val="0"/>
+                <w:color w:val="59595B"/>
+                <w:sz w:val="19"/>
+              </w:rPr>
+              <w:t>BWH-HQ</w:t>
+            </w:r>
+          </w:p>
+        </w:tc>
+        <w:tc>
+          <w:tcPr>
+            <w:tcW w:type="dxa" w:w="1152"/>
+            <w:shd w:val="clear" w:color="auto" w:fill="F8F9FA"/>
             <w:tcBorders>
               <w:top w:val="single" w:sz="4" w:color="E9ECEF"/>
               <w:left w:val="single" w:sz="4" w:color="E9ECEF"/>
@@ -730,35 +1156,7 @@
         </w:tc>
         <w:tc>
           <w:tcPr>
-            <w:tcW w:type="dxa" w:w="2160"/>
-            <w:tcBorders>
-              <w:top w:val="single" w:sz="4" w:color="E9ECEF"/>
-              <w:left w:val="single" w:sz="4" w:color="E9ECEF"/>
-              <w:bottom w:val="single" w:sz="4" w:color="E9ECEF"/>
-              <w:right w:val="single" w:sz="4" w:color="E9ECEF"/>
-            </w:tcBorders>
-          </w:tcPr>
-          <w:p>
-            <w:pPr>
-              <w:spacing w:before="40" w:after="40"/>
-            </w:pPr>
-            <w:r>
-              <w:rPr>
-                <w:rFonts w:ascii="Open Sans" w:hAnsi="Open Sans"/>
-                <w:b w:val="0"/>
-                <w:i w:val="0"/>
-                <w:color w:val="59595B"/>
-                <w:sz w:val="19"/>
-              </w:rPr>
-              <w:t>5</w:t>
-            </w:r>
-          </w:p>
-        </w:tc>
-      </w:tr>
-      <w:tr>
-        <w:tc>
-          <w:tcPr>
-            <w:tcW w:type="dxa" w:w="5040"/>
+            <w:tcW w:type="dxa" w:w="1440"/>
             <w:shd w:val="clear" w:color="auto" w:fill="F8F9FA"/>
             <w:tcBorders>
               <w:top w:val="single" w:sz="4" w:color="E9ECEF"/>
@@ -779,13 +1177,13 @@
                 <w:color w:val="59595B"/>
                 <w:sz w:val="19"/>
               </w:rPr>
-              <w:t>MT10</w:t>
+              <w:t>Q3AL-7YJ4-26U9</w:t>
             </w:r>
           </w:p>
         </w:tc>
         <w:tc>
           <w:tcPr>
-            <w:tcW w:type="dxa" w:w="2160"/>
+            <w:tcW w:type="dxa" w:w="1440"/>
             <w:shd w:val="clear" w:color="auto" w:fill="F8F9FA"/>
             <w:tcBorders>
               <w:top w:val="single" w:sz="4" w:color="E9ECEF"/>
@@ -806,42 +1204,14 @@
                 <w:color w:val="59595B"/>
                 <w:sz w:val="19"/>
               </w:rPr>
-              <w:t>1</w:t>
+              <w:t>wireless-31-1-7</w:t>
             </w:r>
           </w:p>
         </w:tc>
-      </w:tr>
-    </w:tbl>
-    <w:p>
-      <w:pPr>
-        <w:spacing w:after="160"/>
-      </w:pPr>
-      <w:r>
-        <w:rPr>
-          <w:rFonts w:ascii="Open Sans" w:hAnsi="Open Sans"/>
-          <w:b/>
-          <w:i w:val="0"/>
-          <w:color w:val="59595B"/>
-          <w:sz w:val="22"/>
-        </w:rPr>
-        <w:t>Devices by product type:</w:t>
-      </w:r>
-    </w:p>
-    <w:tbl>
-      <w:tblPr>
-        <w:tblW w:type="auto" w:w="0"/>
-        <w:tblLayout w:type="fixed"/>
-        <w:tblLook w:firstColumn="1" w:firstRow="1" w:lastColumn="0" w:lastRow="0" w:noHBand="0" w:noVBand="1" w:val="04A0"/>
-      </w:tblPr>
-      <w:tblGrid>
-        <w:gridCol w:w="4680"/>
-        <w:gridCol w:w="4680"/>
-      </w:tblGrid>
-      <w:tr>
         <w:tc>
           <w:tcPr>
-            <w:tcW w:type="dxa" w:w="5040"/>
-            <w:shd w:val="clear" w:color="auto" w:fill="006DB6"/>
+            <w:tcW w:type="dxa" w:w="1296"/>
+            <w:shd w:val="clear" w:color="auto" w:fill="F8F9FA"/>
             <w:tcBorders>
               <w:top w:val="single" w:sz="4" w:color="E9ECEF"/>
               <w:left w:val="single" w:sz="4" w:color="E9ECEF"/>
@@ -856,47 +1226,19 @@
             <w:r>
               <w:rPr>
                 <w:rFonts w:ascii="Open Sans" w:hAnsi="Open Sans"/>
-                <w:b/>
+                <w:b w:val="0"/>
                 <w:i w:val="0"/>
-                <w:color w:val="FFFFFF"/>
-                <w:sz w:val="20"/>
+                <w:color w:val="59595B"/>
+                <w:sz w:val="19"/>
               </w:rPr>
-              <w:t>Product type</w:t>
+              <w:t>10.1.1.81</w:t>
             </w:r>
           </w:p>
         </w:tc>
         <w:tc>
           <w:tcPr>
-            <w:tcW w:type="dxa" w:w="2160"/>
-            <w:shd w:val="clear" w:color="auto" w:fill="006DB6"/>
-            <w:tcBorders>
-              <w:top w:val="single" w:sz="4" w:color="E9ECEF"/>
-              <w:left w:val="single" w:sz="4" w:color="E9ECEF"/>
-              <w:bottom w:val="single" w:sz="4" w:color="E9ECEF"/>
-              <w:right w:val="single" w:sz="4" w:color="E9ECEF"/>
-            </w:tcBorders>
-          </w:tcPr>
-          <w:p>
-            <w:pPr>
-              <w:spacing w:before="40" w:after="40"/>
-            </w:pPr>
-            <w:r>
-              <w:rPr>
-                <w:rFonts w:ascii="Open Sans" w:hAnsi="Open Sans"/>
-                <w:b/>
-                <w:i w:val="0"/>
-                <w:color w:val="FFFFFF"/>
-                <w:sz w:val="20"/>
-              </w:rPr>
-              <w:t>Count</w:t>
-            </w:r>
-          </w:p>
-        </w:tc>
-      </w:tr>
-      <w:tr>
-        <w:tc>
-          <w:tcPr>
-            <w:tcW w:type="dxa" w:w="5040"/>
+            <w:tcW w:type="dxa" w:w="1152"/>
+            <w:shd w:val="clear" w:color="auto" w:fill="F8F9FA"/>
             <w:tcBorders>
               <w:top w:val="single" w:sz="4" w:color="E9ECEF"/>
               <w:left w:val="single" w:sz="4" w:color="E9ECEF"/>
@@ -920,9 +1262,11 @@
             </w:r>
           </w:p>
         </w:tc>
+      </w:tr>
+      <w:tr>
         <w:tc>
           <w:tcPr>
-            <w:tcW w:type="dxa" w:w="2160"/>
+            <w:tcW w:type="dxa" w:w="1728"/>
             <w:tcBorders>
               <w:top w:val="single" w:sz="4" w:color="E9ECEF"/>
               <w:left w:val="single" w:sz="4" w:color="E9ECEF"/>
@@ -942,7 +1286,163 @@
                 <w:color w:val="59595B"/>
                 <w:sz w:val="19"/>
               </w:rPr>
-              <w:t>5</w:t>
+              <w:t>BWH-HQ-AP-02</w:t>
+            </w:r>
+          </w:p>
+        </w:tc>
+        <w:tc>
+          <w:tcPr>
+            <w:tcW w:type="dxa" w:w="1152"/>
+            <w:tcBorders>
+              <w:top w:val="single" w:sz="4" w:color="E9ECEF"/>
+              <w:left w:val="single" w:sz="4" w:color="E9ECEF"/>
+              <w:bottom w:val="single" w:sz="4" w:color="E9ECEF"/>
+              <w:right w:val="single" w:sz="4" w:color="E9ECEF"/>
+            </w:tcBorders>
+          </w:tcPr>
+          <w:p>
+            <w:pPr>
+              <w:spacing w:before="40" w:after="40"/>
+            </w:pPr>
+            <w:r>
+              <w:rPr>
+                <w:rFonts w:ascii="Open Sans" w:hAnsi="Open Sans"/>
+                <w:b w:val="0"/>
+                <w:i w:val="0"/>
+                <w:color w:val="59595B"/>
+                <w:sz w:val="19"/>
+              </w:rPr>
+              <w:t>BWH-HQ</w:t>
+            </w:r>
+          </w:p>
+        </w:tc>
+        <w:tc>
+          <w:tcPr>
+            <w:tcW w:type="dxa" w:w="1152"/>
+            <w:tcBorders>
+              <w:top w:val="single" w:sz="4" w:color="E9ECEF"/>
+              <w:left w:val="single" w:sz="4" w:color="E9ECEF"/>
+              <w:bottom w:val="single" w:sz="4" w:color="E9ECEF"/>
+              <w:right w:val="single" w:sz="4" w:color="E9ECEF"/>
+            </w:tcBorders>
+          </w:tcPr>
+          <w:p>
+            <w:pPr>
+              <w:spacing w:before="40" w:after="40"/>
+            </w:pPr>
+            <w:r>
+              <w:rPr>
+                <w:rFonts w:ascii="Open Sans" w:hAnsi="Open Sans"/>
+                <w:b w:val="0"/>
+                <w:i w:val="0"/>
+                <w:color w:val="59595B"/>
+                <w:sz w:val="19"/>
+              </w:rPr>
+              <w:t>MR44</w:t>
+            </w:r>
+          </w:p>
+        </w:tc>
+        <w:tc>
+          <w:tcPr>
+            <w:tcW w:type="dxa" w:w="1440"/>
+            <w:tcBorders>
+              <w:top w:val="single" w:sz="4" w:color="E9ECEF"/>
+              <w:left w:val="single" w:sz="4" w:color="E9ECEF"/>
+              <w:bottom w:val="single" w:sz="4" w:color="E9ECEF"/>
+              <w:right w:val="single" w:sz="4" w:color="E9ECEF"/>
+            </w:tcBorders>
+          </w:tcPr>
+          <w:p>
+            <w:pPr>
+              <w:spacing w:before="40" w:after="40"/>
+            </w:pPr>
+            <w:r>
+              <w:rPr>
+                <w:rFonts w:ascii="Open Sans" w:hAnsi="Open Sans"/>
+                <w:b w:val="0"/>
+                <w:i w:val="0"/>
+                <w:color w:val="59595B"/>
+                <w:sz w:val="19"/>
+              </w:rPr>
+              <w:t>Q3AL-WMRR-MEX5</w:t>
+            </w:r>
+          </w:p>
+        </w:tc>
+        <w:tc>
+          <w:tcPr>
+            <w:tcW w:type="dxa" w:w="1440"/>
+            <w:tcBorders>
+              <w:top w:val="single" w:sz="4" w:color="E9ECEF"/>
+              <w:left w:val="single" w:sz="4" w:color="E9ECEF"/>
+              <w:bottom w:val="single" w:sz="4" w:color="E9ECEF"/>
+              <w:right w:val="single" w:sz="4" w:color="E9ECEF"/>
+            </w:tcBorders>
+          </w:tcPr>
+          <w:p>
+            <w:pPr>
+              <w:spacing w:before="40" w:after="40"/>
+            </w:pPr>
+            <w:r>
+              <w:rPr>
+                <w:rFonts w:ascii="Open Sans" w:hAnsi="Open Sans"/>
+                <w:b w:val="0"/>
+                <w:i w:val="0"/>
+                <w:color w:val="59595B"/>
+                <w:sz w:val="19"/>
+              </w:rPr>
+              <w:t>wireless-31-1-7</w:t>
+            </w:r>
+          </w:p>
+        </w:tc>
+        <w:tc>
+          <w:tcPr>
+            <w:tcW w:type="dxa" w:w="1296"/>
+            <w:tcBorders>
+              <w:top w:val="single" w:sz="4" w:color="E9ECEF"/>
+              <w:left w:val="single" w:sz="4" w:color="E9ECEF"/>
+              <w:bottom w:val="single" w:sz="4" w:color="E9ECEF"/>
+              <w:right w:val="single" w:sz="4" w:color="E9ECEF"/>
+            </w:tcBorders>
+          </w:tcPr>
+          <w:p>
+            <w:pPr>
+              <w:spacing w:before="40" w:after="40"/>
+            </w:pPr>
+            <w:r>
+              <w:rPr>
+                <w:rFonts w:ascii="Open Sans" w:hAnsi="Open Sans"/>
+                <w:b w:val="0"/>
+                <w:i w:val="0"/>
+                <w:color w:val="59595B"/>
+                <w:sz w:val="19"/>
+              </w:rPr>
+              <w:t>10.1.1.82</w:t>
+            </w:r>
+          </w:p>
+        </w:tc>
+        <w:tc>
+          <w:tcPr>
+            <w:tcW w:type="dxa" w:w="1152"/>
+            <w:tcBorders>
+              <w:top w:val="single" w:sz="4" w:color="E9ECEF"/>
+              <w:left w:val="single" w:sz="4" w:color="E9ECEF"/>
+              <w:bottom w:val="single" w:sz="4" w:color="E9ECEF"/>
+              <w:right w:val="single" w:sz="4" w:color="E9ECEF"/>
+            </w:tcBorders>
+          </w:tcPr>
+          <w:p>
+            <w:pPr>
+              <w:spacing w:before="40" w:after="40"/>
+            </w:pPr>
+            <w:r>
+              <w:rPr>
+                <w:rFonts w:ascii="Open Sans" w:hAnsi="Open Sans"/>
+                <w:b w:val="0"/>
+                <w:i w:val="0"/>
+                <w:color w:val="59595B"/>
+                <w:sz w:val="19"/>
+              </w:rPr>
+              <w:t>wireless</w:t>
             </w:r>
           </w:p>
         </w:tc>
@@ -950,7 +1450,7 @@
       <w:tr>
         <w:tc>
           <w:tcPr>
-            <w:tcW w:type="dxa" w:w="5040"/>
+            <w:tcW w:type="dxa" w:w="1728"/>
             <w:shd w:val="clear" w:color="auto" w:fill="F8F9FA"/>
             <w:tcBorders>
               <w:top w:val="single" w:sz="4" w:color="E9ECEF"/>
@@ -971,13 +1471,13 @@
                 <w:color w:val="59595B"/>
                 <w:sz w:val="19"/>
               </w:rPr>
-              <w:t>sensor</w:t>
+              <w:t>BWH-HQ-AP-03</w:t>
             </w:r>
           </w:p>
         </w:tc>
         <w:tc>
           <w:tcPr>
-            <w:tcW w:type="dxa" w:w="2160"/>
+            <w:tcW w:type="dxa" w:w="1152"/>
             <w:shd w:val="clear" w:color="auto" w:fill="F8F9FA"/>
             <w:tcBorders>
               <w:top w:val="single" w:sz="4" w:color="E9ECEF"/>
@@ -998,7 +1498,517 @@
                 <w:color w:val="59595B"/>
                 <w:sz w:val="19"/>
               </w:rPr>
-              <w:t>1</w:t>
+              <w:t>BWH-HQ</w:t>
+            </w:r>
+          </w:p>
+        </w:tc>
+        <w:tc>
+          <w:tcPr>
+            <w:tcW w:type="dxa" w:w="1152"/>
+            <w:shd w:val="clear" w:color="auto" w:fill="F8F9FA"/>
+            <w:tcBorders>
+              <w:top w:val="single" w:sz="4" w:color="E9ECEF"/>
+              <w:left w:val="single" w:sz="4" w:color="E9ECEF"/>
+              <w:bottom w:val="single" w:sz="4" w:color="E9ECEF"/>
+              <w:right w:val="single" w:sz="4" w:color="E9ECEF"/>
+            </w:tcBorders>
+          </w:tcPr>
+          <w:p>
+            <w:pPr>
+              <w:spacing w:before="40" w:after="40"/>
+            </w:pPr>
+            <w:r>
+              <w:rPr>
+                <w:rFonts w:ascii="Open Sans" w:hAnsi="Open Sans"/>
+                <w:b w:val="0"/>
+                <w:i w:val="0"/>
+                <w:color w:val="59595B"/>
+                <w:sz w:val="19"/>
+              </w:rPr>
+              <w:t>MR44</w:t>
+            </w:r>
+          </w:p>
+        </w:tc>
+        <w:tc>
+          <w:tcPr>
+            <w:tcW w:type="dxa" w:w="1440"/>
+            <w:shd w:val="clear" w:color="auto" w:fill="F8F9FA"/>
+            <w:tcBorders>
+              <w:top w:val="single" w:sz="4" w:color="E9ECEF"/>
+              <w:left w:val="single" w:sz="4" w:color="E9ECEF"/>
+              <w:bottom w:val="single" w:sz="4" w:color="E9ECEF"/>
+              <w:right w:val="single" w:sz="4" w:color="E9ECEF"/>
+            </w:tcBorders>
+          </w:tcPr>
+          <w:p>
+            <w:pPr>
+              <w:spacing w:before="40" w:after="40"/>
+            </w:pPr>
+            <w:r>
+              <w:rPr>
+                <w:rFonts w:ascii="Open Sans" w:hAnsi="Open Sans"/>
+                <w:b w:val="0"/>
+                <w:i w:val="0"/>
+                <w:color w:val="59595B"/>
+                <w:sz w:val="19"/>
+              </w:rPr>
+              <w:t>Q3AL-4G3J-XP2R</w:t>
+            </w:r>
+          </w:p>
+        </w:tc>
+        <w:tc>
+          <w:tcPr>
+            <w:tcW w:type="dxa" w:w="1440"/>
+            <w:shd w:val="clear" w:color="auto" w:fill="F8F9FA"/>
+            <w:tcBorders>
+              <w:top w:val="single" w:sz="4" w:color="E9ECEF"/>
+              <w:left w:val="single" w:sz="4" w:color="E9ECEF"/>
+              <w:bottom w:val="single" w:sz="4" w:color="E9ECEF"/>
+              <w:right w:val="single" w:sz="4" w:color="E9ECEF"/>
+            </w:tcBorders>
+          </w:tcPr>
+          <w:p>
+            <w:pPr>
+              <w:spacing w:before="40" w:after="40"/>
+            </w:pPr>
+            <w:r>
+              <w:rPr>
+                <w:rFonts w:ascii="Open Sans" w:hAnsi="Open Sans"/>
+                <w:b w:val="0"/>
+                <w:i w:val="0"/>
+                <w:color w:val="59595B"/>
+                <w:sz w:val="19"/>
+              </w:rPr>
+              <w:t>wireless-31-1-7</w:t>
+            </w:r>
+          </w:p>
+        </w:tc>
+        <w:tc>
+          <w:tcPr>
+            <w:tcW w:type="dxa" w:w="1296"/>
+            <w:shd w:val="clear" w:color="auto" w:fill="F8F9FA"/>
+            <w:tcBorders>
+              <w:top w:val="single" w:sz="4" w:color="E9ECEF"/>
+              <w:left w:val="single" w:sz="4" w:color="E9ECEF"/>
+              <w:bottom w:val="single" w:sz="4" w:color="E9ECEF"/>
+              <w:right w:val="single" w:sz="4" w:color="E9ECEF"/>
+            </w:tcBorders>
+          </w:tcPr>
+          <w:p>
+            <w:pPr>
+              <w:spacing w:before="40" w:after="40"/>
+            </w:pPr>
+            <w:r>
+              <w:rPr>
+                <w:rFonts w:ascii="Open Sans" w:hAnsi="Open Sans"/>
+                <w:b w:val="0"/>
+                <w:i w:val="0"/>
+                <w:color w:val="59595B"/>
+                <w:sz w:val="19"/>
+              </w:rPr>
+              <w:t>10.1.1.83</w:t>
+            </w:r>
+          </w:p>
+        </w:tc>
+        <w:tc>
+          <w:tcPr>
+            <w:tcW w:type="dxa" w:w="1152"/>
+            <w:shd w:val="clear" w:color="auto" w:fill="F8F9FA"/>
+            <w:tcBorders>
+              <w:top w:val="single" w:sz="4" w:color="E9ECEF"/>
+              <w:left w:val="single" w:sz="4" w:color="E9ECEF"/>
+              <w:bottom w:val="single" w:sz="4" w:color="E9ECEF"/>
+              <w:right w:val="single" w:sz="4" w:color="E9ECEF"/>
+            </w:tcBorders>
+          </w:tcPr>
+          <w:p>
+            <w:pPr>
+              <w:spacing w:before="40" w:after="40"/>
+            </w:pPr>
+            <w:r>
+              <w:rPr>
+                <w:rFonts w:ascii="Open Sans" w:hAnsi="Open Sans"/>
+                <w:b w:val="0"/>
+                <w:i w:val="0"/>
+                <w:color w:val="59595B"/>
+                <w:sz w:val="19"/>
+              </w:rPr>
+              <w:t>wireless</w:t>
+            </w:r>
+          </w:p>
+        </w:tc>
+      </w:tr>
+      <w:tr>
+        <w:tc>
+          <w:tcPr>
+            <w:tcW w:type="dxa" w:w="1728"/>
+            <w:tcBorders>
+              <w:top w:val="single" w:sz="4" w:color="E9ECEF"/>
+              <w:left w:val="single" w:sz="4" w:color="E9ECEF"/>
+              <w:bottom w:val="single" w:sz="4" w:color="E9ECEF"/>
+              <w:right w:val="single" w:sz="4" w:color="E9ECEF"/>
+            </w:tcBorders>
+          </w:tcPr>
+          <w:p>
+            <w:pPr>
+              <w:spacing w:before="40" w:after="40"/>
+            </w:pPr>
+            <w:r>
+              <w:rPr>
+                <w:rFonts w:ascii="Open Sans" w:hAnsi="Open Sans"/>
+                <w:b w:val="0"/>
+                <w:i w:val="0"/>
+                <w:color w:val="59595B"/>
+                <w:sz w:val="19"/>
+              </w:rPr>
+              <w:t>BWH-HQ-AP-04</w:t>
+            </w:r>
+          </w:p>
+        </w:tc>
+        <w:tc>
+          <w:tcPr>
+            <w:tcW w:type="dxa" w:w="1152"/>
+            <w:tcBorders>
+              <w:top w:val="single" w:sz="4" w:color="E9ECEF"/>
+              <w:left w:val="single" w:sz="4" w:color="E9ECEF"/>
+              <w:bottom w:val="single" w:sz="4" w:color="E9ECEF"/>
+              <w:right w:val="single" w:sz="4" w:color="E9ECEF"/>
+            </w:tcBorders>
+          </w:tcPr>
+          <w:p>
+            <w:pPr>
+              <w:spacing w:before="40" w:after="40"/>
+            </w:pPr>
+            <w:r>
+              <w:rPr>
+                <w:rFonts w:ascii="Open Sans" w:hAnsi="Open Sans"/>
+                <w:b w:val="0"/>
+                <w:i w:val="0"/>
+                <w:color w:val="59595B"/>
+                <w:sz w:val="19"/>
+              </w:rPr>
+              <w:t>BWH-HQ</w:t>
+            </w:r>
+          </w:p>
+        </w:tc>
+        <w:tc>
+          <w:tcPr>
+            <w:tcW w:type="dxa" w:w="1152"/>
+            <w:tcBorders>
+              <w:top w:val="single" w:sz="4" w:color="E9ECEF"/>
+              <w:left w:val="single" w:sz="4" w:color="E9ECEF"/>
+              <w:bottom w:val="single" w:sz="4" w:color="E9ECEF"/>
+              <w:right w:val="single" w:sz="4" w:color="E9ECEF"/>
+            </w:tcBorders>
+          </w:tcPr>
+          <w:p>
+            <w:pPr>
+              <w:spacing w:before="40" w:after="40"/>
+            </w:pPr>
+            <w:r>
+              <w:rPr>
+                <w:rFonts w:ascii="Open Sans" w:hAnsi="Open Sans"/>
+                <w:b w:val="0"/>
+                <w:i w:val="0"/>
+                <w:color w:val="59595B"/>
+                <w:sz w:val="19"/>
+              </w:rPr>
+              <w:t>MR44</w:t>
+            </w:r>
+          </w:p>
+        </w:tc>
+        <w:tc>
+          <w:tcPr>
+            <w:tcW w:type="dxa" w:w="1440"/>
+            <w:tcBorders>
+              <w:top w:val="single" w:sz="4" w:color="E9ECEF"/>
+              <w:left w:val="single" w:sz="4" w:color="E9ECEF"/>
+              <w:bottom w:val="single" w:sz="4" w:color="E9ECEF"/>
+              <w:right w:val="single" w:sz="4" w:color="E9ECEF"/>
+            </w:tcBorders>
+          </w:tcPr>
+          <w:p>
+            <w:pPr>
+              <w:spacing w:before="40" w:after="40"/>
+            </w:pPr>
+            <w:r>
+              <w:rPr>
+                <w:rFonts w:ascii="Open Sans" w:hAnsi="Open Sans"/>
+                <w:b w:val="0"/>
+                <w:i w:val="0"/>
+                <w:color w:val="59595B"/>
+                <w:sz w:val="19"/>
+              </w:rPr>
+              <w:t>Q3AL-PBN7-RWQX</w:t>
+            </w:r>
+          </w:p>
+        </w:tc>
+        <w:tc>
+          <w:tcPr>
+            <w:tcW w:type="dxa" w:w="1440"/>
+            <w:tcBorders>
+              <w:top w:val="single" w:sz="4" w:color="E9ECEF"/>
+              <w:left w:val="single" w:sz="4" w:color="E9ECEF"/>
+              <w:bottom w:val="single" w:sz="4" w:color="E9ECEF"/>
+              <w:right w:val="single" w:sz="4" w:color="E9ECEF"/>
+            </w:tcBorders>
+          </w:tcPr>
+          <w:p>
+            <w:pPr>
+              <w:spacing w:before="40" w:after="40"/>
+            </w:pPr>
+            <w:r>
+              <w:rPr>
+                <w:rFonts w:ascii="Open Sans" w:hAnsi="Open Sans"/>
+                <w:b w:val="0"/>
+                <w:i w:val="0"/>
+                <w:color w:val="59595B"/>
+                <w:sz w:val="19"/>
+              </w:rPr>
+              <w:t>wireless-31-1-7</w:t>
+            </w:r>
+          </w:p>
+        </w:tc>
+        <w:tc>
+          <w:tcPr>
+            <w:tcW w:type="dxa" w:w="1296"/>
+            <w:tcBorders>
+              <w:top w:val="single" w:sz="4" w:color="E9ECEF"/>
+              <w:left w:val="single" w:sz="4" w:color="E9ECEF"/>
+              <w:bottom w:val="single" w:sz="4" w:color="E9ECEF"/>
+              <w:right w:val="single" w:sz="4" w:color="E9ECEF"/>
+            </w:tcBorders>
+          </w:tcPr>
+          <w:p>
+            <w:pPr>
+              <w:spacing w:before="40" w:after="40"/>
+            </w:pPr>
+            <w:r>
+              <w:rPr>
+                <w:rFonts w:ascii="Open Sans" w:hAnsi="Open Sans"/>
+                <w:b w:val="0"/>
+                <w:i w:val="0"/>
+                <w:color w:val="59595B"/>
+                <w:sz w:val="19"/>
+              </w:rPr>
+              <w:t>10.1.1.84</w:t>
+            </w:r>
+          </w:p>
+        </w:tc>
+        <w:tc>
+          <w:tcPr>
+            <w:tcW w:type="dxa" w:w="1152"/>
+            <w:tcBorders>
+              <w:top w:val="single" w:sz="4" w:color="E9ECEF"/>
+              <w:left w:val="single" w:sz="4" w:color="E9ECEF"/>
+              <w:bottom w:val="single" w:sz="4" w:color="E9ECEF"/>
+              <w:right w:val="single" w:sz="4" w:color="E9ECEF"/>
+            </w:tcBorders>
+          </w:tcPr>
+          <w:p>
+            <w:pPr>
+              <w:spacing w:before="40" w:after="40"/>
+            </w:pPr>
+            <w:r>
+              <w:rPr>
+                <w:rFonts w:ascii="Open Sans" w:hAnsi="Open Sans"/>
+                <w:b w:val="0"/>
+                <w:i w:val="0"/>
+                <w:color w:val="59595B"/>
+                <w:sz w:val="19"/>
+              </w:rPr>
+              <w:t>wireless</w:t>
+            </w:r>
+          </w:p>
+        </w:tc>
+      </w:tr>
+      <w:tr>
+        <w:tc>
+          <w:tcPr>
+            <w:tcW w:type="dxa" w:w="1728"/>
+            <w:shd w:val="clear" w:color="auto" w:fill="F8F9FA"/>
+            <w:tcBorders>
+              <w:top w:val="single" w:sz="4" w:color="E9ECEF"/>
+              <w:left w:val="single" w:sz="4" w:color="E9ECEF"/>
+              <w:bottom w:val="single" w:sz="4" w:color="E9ECEF"/>
+              <w:right w:val="single" w:sz="4" w:color="E9ECEF"/>
+            </w:tcBorders>
+          </w:tcPr>
+          <w:p>
+            <w:pPr>
+              <w:spacing w:before="40" w:after="40"/>
+            </w:pPr>
+            <w:r>
+              <w:rPr>
+                <w:rFonts w:ascii="Open Sans" w:hAnsi="Open Sans"/>
+                <w:b w:val="0"/>
+                <w:i w:val="0"/>
+                <w:color w:val="59595B"/>
+                <w:sz w:val="19"/>
+              </w:rPr>
+              <w:t>BWH-HQ-AP-05</w:t>
+            </w:r>
+          </w:p>
+        </w:tc>
+        <w:tc>
+          <w:tcPr>
+            <w:tcW w:type="dxa" w:w="1152"/>
+            <w:shd w:val="clear" w:color="auto" w:fill="F8F9FA"/>
+            <w:tcBorders>
+              <w:top w:val="single" w:sz="4" w:color="E9ECEF"/>
+              <w:left w:val="single" w:sz="4" w:color="E9ECEF"/>
+              <w:bottom w:val="single" w:sz="4" w:color="E9ECEF"/>
+              <w:right w:val="single" w:sz="4" w:color="E9ECEF"/>
+            </w:tcBorders>
+          </w:tcPr>
+          <w:p>
+            <w:pPr>
+              <w:spacing w:before="40" w:after="40"/>
+            </w:pPr>
+            <w:r>
+              <w:rPr>
+                <w:rFonts w:ascii="Open Sans" w:hAnsi="Open Sans"/>
+                <w:b w:val="0"/>
+                <w:i w:val="0"/>
+                <w:color w:val="59595B"/>
+                <w:sz w:val="19"/>
+              </w:rPr>
+              <w:t>BWH-HQ</w:t>
+            </w:r>
+          </w:p>
+        </w:tc>
+        <w:tc>
+          <w:tcPr>
+            <w:tcW w:type="dxa" w:w="1152"/>
+            <w:shd w:val="clear" w:color="auto" w:fill="F8F9FA"/>
+            <w:tcBorders>
+              <w:top w:val="single" w:sz="4" w:color="E9ECEF"/>
+              <w:left w:val="single" w:sz="4" w:color="E9ECEF"/>
+              <w:bottom w:val="single" w:sz="4" w:color="E9ECEF"/>
+              <w:right w:val="single" w:sz="4" w:color="E9ECEF"/>
+            </w:tcBorders>
+          </w:tcPr>
+          <w:p>
+            <w:pPr>
+              <w:spacing w:before="40" w:after="40"/>
+            </w:pPr>
+            <w:r>
+              <w:rPr>
+                <w:rFonts w:ascii="Open Sans" w:hAnsi="Open Sans"/>
+                <w:b w:val="0"/>
+                <w:i w:val="0"/>
+                <w:color w:val="59595B"/>
+                <w:sz w:val="19"/>
+              </w:rPr>
+              <w:t>MR44</w:t>
+            </w:r>
+          </w:p>
+        </w:tc>
+        <w:tc>
+          <w:tcPr>
+            <w:tcW w:type="dxa" w:w="1440"/>
+            <w:shd w:val="clear" w:color="auto" w:fill="F8F9FA"/>
+            <w:tcBorders>
+              <w:top w:val="single" w:sz="4" w:color="E9ECEF"/>
+              <w:left w:val="single" w:sz="4" w:color="E9ECEF"/>
+              <w:bottom w:val="single" w:sz="4" w:color="E9ECEF"/>
+              <w:right w:val="single" w:sz="4" w:color="E9ECEF"/>
+            </w:tcBorders>
+          </w:tcPr>
+          <w:p>
+            <w:pPr>
+              <w:spacing w:before="40" w:after="40"/>
+            </w:pPr>
+            <w:r>
+              <w:rPr>
+                <w:rFonts w:ascii="Open Sans" w:hAnsi="Open Sans"/>
+                <w:b w:val="0"/>
+                <w:i w:val="0"/>
+                <w:color w:val="59595B"/>
+                <w:sz w:val="19"/>
+              </w:rPr>
+              <w:t>Q3AL-F4TK-33KB</w:t>
+            </w:r>
+          </w:p>
+        </w:tc>
+        <w:tc>
+          <w:tcPr>
+            <w:tcW w:type="dxa" w:w="1440"/>
+            <w:shd w:val="clear" w:color="auto" w:fill="F8F9FA"/>
+            <w:tcBorders>
+              <w:top w:val="single" w:sz="4" w:color="E9ECEF"/>
+              <w:left w:val="single" w:sz="4" w:color="E9ECEF"/>
+              <w:bottom w:val="single" w:sz="4" w:color="E9ECEF"/>
+              <w:right w:val="single" w:sz="4" w:color="E9ECEF"/>
+            </w:tcBorders>
+          </w:tcPr>
+          <w:p>
+            <w:pPr>
+              <w:spacing w:before="40" w:after="40"/>
+            </w:pPr>
+            <w:r>
+              <w:rPr>
+                <w:rFonts w:ascii="Open Sans" w:hAnsi="Open Sans"/>
+                <w:b w:val="0"/>
+                <w:i w:val="0"/>
+                <w:color w:val="59595B"/>
+                <w:sz w:val="19"/>
+              </w:rPr>
+              <w:t>wireless-31-1-7</w:t>
+            </w:r>
+          </w:p>
+        </w:tc>
+        <w:tc>
+          <w:tcPr>
+            <w:tcW w:type="dxa" w:w="1296"/>
+            <w:shd w:val="clear" w:color="auto" w:fill="F8F9FA"/>
+            <w:tcBorders>
+              <w:top w:val="single" w:sz="4" w:color="E9ECEF"/>
+              <w:left w:val="single" w:sz="4" w:color="E9ECEF"/>
+              <w:bottom w:val="single" w:sz="4" w:color="E9ECEF"/>
+              <w:right w:val="single" w:sz="4" w:color="E9ECEF"/>
+            </w:tcBorders>
+          </w:tcPr>
+          <w:p>
+            <w:pPr>
+              <w:spacing w:before="40" w:after="40"/>
+            </w:pPr>
+            <w:r>
+              <w:rPr>
+                <w:rFonts w:ascii="Open Sans" w:hAnsi="Open Sans"/>
+                <w:b w:val="0"/>
+                <w:i w:val="0"/>
+                <w:color w:val="59595B"/>
+                <w:sz w:val="19"/>
+              </w:rPr>
+              <w:t>10.1.1.85</w:t>
+            </w:r>
+          </w:p>
+        </w:tc>
+        <w:tc>
+          <w:tcPr>
+            <w:tcW w:type="dxa" w:w="1152"/>
+            <w:shd w:val="clear" w:color="auto" w:fill="F8F9FA"/>
+            <w:tcBorders>
+              <w:top w:val="single" w:sz="4" w:color="E9ECEF"/>
+              <w:left w:val="single" w:sz="4" w:color="E9ECEF"/>
+              <w:bottom w:val="single" w:sz="4" w:color="E9ECEF"/>
+              <w:right w:val="single" w:sz="4" w:color="E9ECEF"/>
+            </w:tcBorders>
+          </w:tcPr>
+          <w:p>
+            <w:pPr>
+              <w:spacing w:before="40" w:after="40"/>
+            </w:pPr>
+            <w:r>
+              <w:rPr>
+                <w:rFonts w:ascii="Open Sans" w:hAnsi="Open Sans"/>
+                <w:b w:val="0"/>
+                <w:i w:val="0"/>
+                <w:color w:val="59595B"/>
+                <w:sz w:val="19"/>
+              </w:rPr>
+              <w:t>wireless</w:t>
             </w:r>
           </w:p>
         </w:tc>
@@ -1037,7 +2047,7 @@
       <w:tr>
         <w:tc>
           <w:tcPr>
-            <w:tcW w:type="dxa" w:w="2880"/>
+            <w:tcW w:type="dxa" w:w="2448"/>
             <w:shd w:val="clear" w:color="auto" w:fill="006DB6"/>
             <w:tcBorders>
               <w:top w:val="single" w:sz="4" w:color="E9ECEF"/>
@@ -1064,7 +2074,7 @@
         </w:tc>
         <w:tc>
           <w:tcPr>
-            <w:tcW w:type="dxa" w:w="2304"/>
+            <w:tcW w:type="dxa" w:w="1872"/>
             <w:shd w:val="clear" w:color="auto" w:fill="006DB6"/>
             <w:tcBorders>
               <w:top w:val="single" w:sz="4" w:color="E9ECEF"/>
@@ -1091,7 +2101,7 @@
         </w:tc>
         <w:tc>
           <w:tcPr>
-            <w:tcW w:type="dxa" w:w="1008"/>
+            <w:tcW w:type="dxa" w:w="864"/>
             <w:shd w:val="clear" w:color="auto" w:fill="006DB6"/>
             <w:tcBorders>
               <w:top w:val="single" w:sz="4" w:color="E9ECEF"/>
@@ -1118,7 +2128,7 @@
         </w:tc>
         <w:tc>
           <w:tcPr>
-            <w:tcW w:type="dxa" w:w="1152"/>
+            <w:tcW w:type="dxa" w:w="936"/>
             <w:shd w:val="clear" w:color="auto" w:fill="006DB6"/>
             <w:tcBorders>
               <w:top w:val="single" w:sz="4" w:color="E9ECEF"/>
@@ -1145,7 +2155,7 @@
         </w:tc>
         <w:tc>
           <w:tcPr>
-            <w:tcW w:type="dxa" w:w="1152"/>
+            <w:tcW w:type="dxa" w:w="936"/>
             <w:shd w:val="clear" w:color="auto" w:fill="006DB6"/>
             <w:tcBorders>
               <w:top w:val="single" w:sz="4" w:color="E9ECEF"/>
@@ -1172,7 +2182,7 @@
         </w:tc>
         <w:tc>
           <w:tcPr>
-            <w:tcW w:type="dxa" w:w="1152"/>
+            <w:tcW w:type="dxa" w:w="936"/>
             <w:shd w:val="clear" w:color="auto" w:fill="006DB6"/>
             <w:tcBorders>
               <w:top w:val="single" w:sz="4" w:color="E9ECEF"/>
@@ -1199,7 +2209,7 @@
         </w:tc>
         <w:tc>
           <w:tcPr>
-            <w:tcW w:type="dxa" w:w="1152"/>
+            <w:tcW w:type="dxa" w:w="936"/>
             <w:shd w:val="clear" w:color="auto" w:fill="006DB6"/>
             <w:tcBorders>
               <w:top w:val="single" w:sz="4" w:color="E9ECEF"/>
@@ -1228,7 +2238,7 @@
       <w:tr>
         <w:tc>
           <w:tcPr>
-            <w:tcW w:type="dxa" w:w="2880"/>
+            <w:tcW w:type="dxa" w:w="2448"/>
             <w:tcBorders>
               <w:top w:val="single" w:sz="4" w:color="E9ECEF"/>
               <w:left w:val="single" w:sz="4" w:color="E9ECEF"/>
@@ -1254,7 +2264,7 @@
         </w:tc>
         <w:tc>
           <w:tcPr>
-            <w:tcW w:type="dxa" w:w="2304"/>
+            <w:tcW w:type="dxa" w:w="1872"/>
             <w:tcBorders>
               <w:top w:val="single" w:sz="4" w:color="E9ECEF"/>
               <w:left w:val="single" w:sz="4" w:color="E9ECEF"/>
@@ -1280,7 +2290,7 @@
         </w:tc>
         <w:tc>
           <w:tcPr>
-            <w:tcW w:type="dxa" w:w="1008"/>
+            <w:tcW w:type="dxa" w:w="864"/>
             <w:tcBorders>
               <w:top w:val="single" w:sz="4" w:color="E9ECEF"/>
               <w:left w:val="single" w:sz="4" w:color="E9ECEF"/>
@@ -1306,7 +2316,7 @@
         </w:tc>
         <w:tc>
           <w:tcPr>
-            <w:tcW w:type="dxa" w:w="1152"/>
+            <w:tcW w:type="dxa" w:w="936"/>
             <w:tcBorders>
               <w:top w:val="single" w:sz="4" w:color="E9ECEF"/>
               <w:left w:val="single" w:sz="4" w:color="E9ECEF"/>
@@ -1332,7 +2342,7 @@
         </w:tc>
         <w:tc>
           <w:tcPr>
-            <w:tcW w:type="dxa" w:w="1152"/>
+            <w:tcW w:type="dxa" w:w="936"/>
             <w:tcBorders>
               <w:top w:val="single" w:sz="4" w:color="E9ECEF"/>
               <w:left w:val="single" w:sz="4" w:color="E9ECEF"/>
@@ -1358,7 +2368,7 @@
         </w:tc>
         <w:tc>
           <w:tcPr>
-            <w:tcW w:type="dxa" w:w="1152"/>
+            <w:tcW w:type="dxa" w:w="936"/>
             <w:tcBorders>
               <w:top w:val="single" w:sz="4" w:color="E9ECEF"/>
               <w:left w:val="single" w:sz="4" w:color="E9ECEF"/>
@@ -1384,7 +2394,7 @@
         </w:tc>
         <w:tc>
           <w:tcPr>
-            <w:tcW w:type="dxa" w:w="1152"/>
+            <w:tcW w:type="dxa" w:w="936"/>
             <w:tcBorders>
               <w:top w:val="single" w:sz="4" w:color="E9ECEF"/>
               <w:left w:val="single" w:sz="4" w:color="E9ECEF"/>
@@ -1405,6 +2415,878 @@
                 <w:sz w:val="19"/>
               </w:rPr>
               <w:t>0</w:t>
+            </w:r>
+          </w:p>
+        </w:tc>
+      </w:tr>
+    </w:tbl>
+    <w:tbl>
+      <w:tblPr>
+        <w:tblW w:type="auto" w:w="0"/>
+        <w:tblLayout w:type="fixed"/>
+        <w:tblLook w:firstColumn="1" w:firstRow="1" w:lastColumn="0" w:lastRow="0" w:noHBand="0" w:noVBand="1" w:val="04A0"/>
+      </w:tblPr>
+      <w:tblGrid>
+        <w:gridCol w:w="94"/>
+        <w:gridCol w:w="8976"/>
+      </w:tblGrid>
+      <w:tr>
+        <w:tc>
+          <w:tcPr>
+            <w:tcW w:type="dxa" w:w="94"/>
+            <w:shd w:val="clear" w:color="auto" w:fill="006DB6"/>
+            <w:tcBorders>
+              <w:top w:val="nil"/>
+              <w:left w:val="nil"/>
+              <w:bottom w:val="nil"/>
+              <w:right w:val="nil"/>
+              <w:insideH w:val="nil"/>
+              <w:insideV w:val="nil"/>
+            </w:tcBorders>
+          </w:tcPr>
+          <w:p/>
+        </w:tc>
+        <w:tc>
+          <w:tcPr>
+            <w:tcW w:type="dxa" w:w="8976"/>
+            <w:tcBorders>
+              <w:top w:val="nil"/>
+              <w:left w:val="nil"/>
+              <w:bottom w:val="nil"/>
+              <w:right w:val="nil"/>
+              <w:insideH w:val="nil"/>
+              <w:insideV w:val="nil"/>
+            </w:tcBorders>
+          </w:tcPr>
+          <w:p>
+            <w:pPr>
+              <w:spacing w:before="80" w:after="80"/>
+            </w:pPr>
+            <w:r>
+              <w:rPr>
+                <w:rFonts w:ascii="Open Sans" w:hAnsi="Open Sans"/>
+                <w:b/>
+                <w:i w:val="0"/>
+                <w:color w:val="006DB6"/>
+                <w:sz w:val="28"/>
+              </w:rPr>
+              <w:t xml:space="preserve">  Firewall Configuration</w:t>
+            </w:r>
+          </w:p>
+        </w:tc>
+      </w:tr>
+    </w:tbl>
+    <w:p>
+      <w:pPr>
+        <w:spacing w:after="160"/>
+      </w:pPr>
+      <w:r>
+        <w:rPr>
+          <w:rFonts w:ascii="Open Sans" w:hAnsi="Open Sans"/>
+          <w:b w:val="0"/>
+          <w:i w:val="0"/>
+          <w:color w:val="59595B"/>
+          <w:sz w:val="22"/>
+        </w:rPr>
+        <w:t>Full configuration snapshot of WAN interfaces, firewall rules, VLANs, port-forwarding, wireless SSIDs, and site-to-site VPN per network. Values reflect the most recent configuration pull.</w:t>
+      </w:r>
+    </w:p>
+    <w:p>
+      <w:pPr>
+        <w:spacing w:after="160"/>
+      </w:pPr>
+      <w:r>
+        <w:rPr>
+          <w:rFonts w:ascii="Open Sans" w:hAnsi="Open Sans"/>
+          <w:b/>
+          <w:i w:val="0"/>
+          <w:color w:val="59595B"/>
+          <w:sz w:val="22"/>
+        </w:rPr>
+        <w:t>BWH-HQ</w:t>
+      </w:r>
+    </w:p>
+    <w:p>
+      <w:pPr>
+        <w:spacing w:after="160"/>
+      </w:pPr>
+      <w:r>
+        <w:rPr>
+          <w:rFonts w:ascii="Open Sans" w:hAnsi="Open Sans"/>
+          <w:b w:val="0"/>
+          <w:i w:val="0"/>
+          <w:color w:val="59595B"/>
+          <w:sz w:val="22"/>
+        </w:rPr>
+        <w:t>L3 Outbound Firewall Rules:</w:t>
+      </w:r>
+    </w:p>
+    <w:tbl>
+      <w:tblPr>
+        <w:tblW w:type="auto" w:w="0"/>
+        <w:tblLayout w:type="fixed"/>
+        <w:tblLook w:firstColumn="1" w:firstRow="1" w:lastColumn="0" w:lastRow="0" w:noHBand="0" w:noVBand="1" w:val="04A0"/>
+      </w:tblPr>
+      <w:tblGrid>
+        <w:gridCol w:w="1872"/>
+        <w:gridCol w:w="1872"/>
+        <w:gridCol w:w="1872"/>
+        <w:gridCol w:w="1872"/>
+        <w:gridCol w:w="1872"/>
+      </w:tblGrid>
+      <w:tr>
+        <w:tc>
+          <w:tcPr>
+            <w:tcW w:type="dxa" w:w="864"/>
+            <w:shd w:val="clear" w:color="auto" w:fill="006DB6"/>
+            <w:tcBorders>
+              <w:top w:val="single" w:sz="4" w:color="E9ECEF"/>
+              <w:left w:val="single" w:sz="4" w:color="E9ECEF"/>
+              <w:bottom w:val="single" w:sz="4" w:color="E9ECEF"/>
+              <w:right w:val="single" w:sz="4" w:color="E9ECEF"/>
+            </w:tcBorders>
+          </w:tcPr>
+          <w:p>
+            <w:pPr>
+              <w:spacing w:before="40" w:after="40"/>
+            </w:pPr>
+            <w:r>
+              <w:rPr>
+                <w:rFonts w:ascii="Open Sans" w:hAnsi="Open Sans"/>
+                <w:b/>
+                <w:i w:val="0"/>
+                <w:color w:val="FFFFFF"/>
+                <w:sz w:val="20"/>
+              </w:rPr>
+              <w:t>Policy</w:t>
+            </w:r>
+          </w:p>
+        </w:tc>
+        <w:tc>
+          <w:tcPr>
+            <w:tcW w:type="dxa" w:w="936"/>
+            <w:shd w:val="clear" w:color="auto" w:fill="006DB6"/>
+            <w:tcBorders>
+              <w:top w:val="single" w:sz="4" w:color="E9ECEF"/>
+              <w:left w:val="single" w:sz="4" w:color="E9ECEF"/>
+              <w:bottom w:val="single" w:sz="4" w:color="E9ECEF"/>
+              <w:right w:val="single" w:sz="4" w:color="E9ECEF"/>
+            </w:tcBorders>
+          </w:tcPr>
+          <w:p>
+            <w:pPr>
+              <w:spacing w:before="40" w:after="40"/>
+            </w:pPr>
+            <w:r>
+              <w:rPr>
+                <w:rFonts w:ascii="Open Sans" w:hAnsi="Open Sans"/>
+                <w:b/>
+                <w:i w:val="0"/>
+                <w:color w:val="FFFFFF"/>
+                <w:sz w:val="20"/>
+              </w:rPr>
+              <w:t>Proto</w:t>
+            </w:r>
+          </w:p>
+        </w:tc>
+        <w:tc>
+          <w:tcPr>
+            <w:tcW w:type="dxa" w:w="2160"/>
+            <w:shd w:val="clear" w:color="auto" w:fill="006DB6"/>
+            <w:tcBorders>
+              <w:top w:val="single" w:sz="4" w:color="E9ECEF"/>
+              <w:left w:val="single" w:sz="4" w:color="E9ECEF"/>
+              <w:bottom w:val="single" w:sz="4" w:color="E9ECEF"/>
+              <w:right w:val="single" w:sz="4" w:color="E9ECEF"/>
+            </w:tcBorders>
+          </w:tcPr>
+          <w:p>
+            <w:pPr>
+              <w:spacing w:before="40" w:after="40"/>
+            </w:pPr>
+            <w:r>
+              <w:rPr>
+                <w:rFonts w:ascii="Open Sans" w:hAnsi="Open Sans"/>
+                <w:b/>
+                <w:i w:val="0"/>
+                <w:color w:val="FFFFFF"/>
+                <w:sz w:val="20"/>
+              </w:rPr>
+              <w:t>Source</w:t>
+            </w:r>
+          </w:p>
+        </w:tc>
+        <w:tc>
+          <w:tcPr>
+            <w:tcW w:type="dxa" w:w="2160"/>
+            <w:shd w:val="clear" w:color="auto" w:fill="006DB6"/>
+            <w:tcBorders>
+              <w:top w:val="single" w:sz="4" w:color="E9ECEF"/>
+              <w:left w:val="single" w:sz="4" w:color="E9ECEF"/>
+              <w:bottom w:val="single" w:sz="4" w:color="E9ECEF"/>
+              <w:right w:val="single" w:sz="4" w:color="E9ECEF"/>
+            </w:tcBorders>
+          </w:tcPr>
+          <w:p>
+            <w:pPr>
+              <w:spacing w:before="40" w:after="40"/>
+            </w:pPr>
+            <w:r>
+              <w:rPr>
+                <w:rFonts w:ascii="Open Sans" w:hAnsi="Open Sans"/>
+                <w:b/>
+                <w:i w:val="0"/>
+                <w:color w:val="FFFFFF"/>
+                <w:sz w:val="20"/>
+              </w:rPr>
+              <w:t>Destination</w:t>
+            </w:r>
+          </w:p>
+        </w:tc>
+        <w:tc>
+          <w:tcPr>
+            <w:tcW w:type="dxa" w:w="3168"/>
+            <w:shd w:val="clear" w:color="auto" w:fill="006DB6"/>
+            <w:tcBorders>
+              <w:top w:val="single" w:sz="4" w:color="E9ECEF"/>
+              <w:left w:val="single" w:sz="4" w:color="E9ECEF"/>
+              <w:bottom w:val="single" w:sz="4" w:color="E9ECEF"/>
+              <w:right w:val="single" w:sz="4" w:color="E9ECEF"/>
+            </w:tcBorders>
+          </w:tcPr>
+          <w:p>
+            <w:pPr>
+              <w:spacing w:before="40" w:after="40"/>
+            </w:pPr>
+            <w:r>
+              <w:rPr>
+                <w:rFonts w:ascii="Open Sans" w:hAnsi="Open Sans"/>
+                <w:b/>
+                <w:i w:val="0"/>
+                <w:color w:val="FFFFFF"/>
+                <w:sz w:val="20"/>
+              </w:rPr>
+              <w:t>Comment</w:t>
+            </w:r>
+          </w:p>
+        </w:tc>
+      </w:tr>
+      <w:tr>
+        <w:tc>
+          <w:tcPr>
+            <w:tcW w:type="dxa" w:w="864"/>
+            <w:tcBorders>
+              <w:top w:val="single" w:sz="4" w:color="E9ECEF"/>
+              <w:left w:val="single" w:sz="4" w:color="E9ECEF"/>
+              <w:bottom w:val="single" w:sz="4" w:color="E9ECEF"/>
+              <w:right w:val="single" w:sz="4" w:color="E9ECEF"/>
+            </w:tcBorders>
+          </w:tcPr>
+          <w:p>
+            <w:pPr>
+              <w:spacing w:before="40" w:after="40"/>
+            </w:pPr>
+            <w:r>
+              <w:rPr>
+                <w:rFonts w:ascii="Open Sans" w:hAnsi="Open Sans"/>
+                <w:b w:val="0"/>
+                <w:i w:val="0"/>
+                <w:color w:val="59595B"/>
+                <w:sz w:val="19"/>
+              </w:rPr>
+              <w:t>Allow</w:t>
+            </w:r>
+          </w:p>
+        </w:tc>
+        <w:tc>
+          <w:tcPr>
+            <w:tcW w:type="dxa" w:w="936"/>
+            <w:tcBorders>
+              <w:top w:val="single" w:sz="4" w:color="E9ECEF"/>
+              <w:left w:val="single" w:sz="4" w:color="E9ECEF"/>
+              <w:bottom w:val="single" w:sz="4" w:color="E9ECEF"/>
+              <w:right w:val="single" w:sz="4" w:color="E9ECEF"/>
+            </w:tcBorders>
+          </w:tcPr>
+          <w:p>
+            <w:pPr>
+              <w:spacing w:before="40" w:after="40"/>
+            </w:pPr>
+            <w:r>
+              <w:rPr>
+                <w:rFonts w:ascii="Open Sans" w:hAnsi="Open Sans"/>
+                <w:b w:val="0"/>
+                <w:i w:val="0"/>
+                <w:color w:val="59595B"/>
+                <w:sz w:val="19"/>
+              </w:rPr>
+              <w:t>ANY</w:t>
+            </w:r>
+          </w:p>
+        </w:tc>
+        <w:tc>
+          <w:tcPr>
+            <w:tcW w:type="dxa" w:w="2160"/>
+            <w:tcBorders>
+              <w:top w:val="single" w:sz="4" w:color="E9ECEF"/>
+              <w:left w:val="single" w:sz="4" w:color="E9ECEF"/>
+              <w:bottom w:val="single" w:sz="4" w:color="E9ECEF"/>
+              <w:right w:val="single" w:sz="4" w:color="E9ECEF"/>
+            </w:tcBorders>
+          </w:tcPr>
+          <w:p>
+            <w:pPr>
+              <w:spacing w:before="40" w:after="40"/>
+            </w:pPr>
+            <w:r>
+              <w:rPr>
+                <w:rFonts w:ascii="Open Sans" w:hAnsi="Open Sans"/>
+                <w:b w:val="0"/>
+                <w:i w:val="0"/>
+                <w:color w:val="59595B"/>
+                <w:sz w:val="19"/>
+              </w:rPr>
+              <w:t>Any</w:t>
+            </w:r>
+          </w:p>
+        </w:tc>
+        <w:tc>
+          <w:tcPr>
+            <w:tcW w:type="dxa" w:w="2160"/>
+            <w:tcBorders>
+              <w:top w:val="single" w:sz="4" w:color="E9ECEF"/>
+              <w:left w:val="single" w:sz="4" w:color="E9ECEF"/>
+              <w:bottom w:val="single" w:sz="4" w:color="E9ECEF"/>
+              <w:right w:val="single" w:sz="4" w:color="E9ECEF"/>
+            </w:tcBorders>
+          </w:tcPr>
+          <w:p>
+            <w:pPr>
+              <w:spacing w:before="40" w:after="40"/>
+            </w:pPr>
+            <w:r>
+              <w:rPr>
+                <w:rFonts w:ascii="Open Sans" w:hAnsi="Open Sans"/>
+                <w:b w:val="0"/>
+                <w:i w:val="0"/>
+                <w:color w:val="59595B"/>
+                <w:sz w:val="19"/>
+              </w:rPr>
+              <w:t>Any</w:t>
+            </w:r>
+          </w:p>
+        </w:tc>
+        <w:tc>
+          <w:tcPr>
+            <w:tcW w:type="dxa" w:w="3168"/>
+            <w:tcBorders>
+              <w:top w:val="single" w:sz="4" w:color="E9ECEF"/>
+              <w:left w:val="single" w:sz="4" w:color="E9ECEF"/>
+              <w:bottom w:val="single" w:sz="4" w:color="E9ECEF"/>
+              <w:right w:val="single" w:sz="4" w:color="E9ECEF"/>
+            </w:tcBorders>
+          </w:tcPr>
+          <w:p>
+            <w:pPr>
+              <w:spacing w:before="40" w:after="40"/>
+            </w:pPr>
+            <w:r>
+              <w:rPr>
+                <w:rFonts w:ascii="Open Sans" w:hAnsi="Open Sans"/>
+                <w:b w:val="0"/>
+                <w:i w:val="0"/>
+                <w:color w:val="59595B"/>
+                <w:sz w:val="19"/>
+              </w:rPr>
+              <w:t>Default rule</w:t>
+            </w:r>
+          </w:p>
+        </w:tc>
+      </w:tr>
+    </w:tbl>
+    <w:p>
+      <w:pPr>
+        <w:spacing w:after="160"/>
+      </w:pPr>
+      <w:r>
+        <w:rPr>
+          <w:rFonts w:ascii="Open Sans" w:hAnsi="Open Sans"/>
+          <w:b w:val="0"/>
+          <w:i w:val="0"/>
+          <w:color w:val="59595B"/>
+          <w:sz w:val="22"/>
+        </w:rPr>
+        <w:t>Inbound Firewall Rules:</w:t>
+      </w:r>
+    </w:p>
+    <w:tbl>
+      <w:tblPr>
+        <w:tblW w:type="auto" w:w="0"/>
+        <w:tblLayout w:type="fixed"/>
+        <w:tblLook w:firstColumn="1" w:firstRow="1" w:lastColumn="0" w:lastRow="0" w:noHBand="0" w:noVBand="1" w:val="04A0"/>
+      </w:tblPr>
+      <w:tblGrid>
+        <w:gridCol w:w="1872"/>
+        <w:gridCol w:w="1872"/>
+        <w:gridCol w:w="1872"/>
+        <w:gridCol w:w="1872"/>
+        <w:gridCol w:w="1872"/>
+      </w:tblGrid>
+      <w:tr>
+        <w:tc>
+          <w:tcPr>
+            <w:tcW w:type="dxa" w:w="864"/>
+            <w:shd w:val="clear" w:color="auto" w:fill="006DB6"/>
+            <w:tcBorders>
+              <w:top w:val="single" w:sz="4" w:color="E9ECEF"/>
+              <w:left w:val="single" w:sz="4" w:color="E9ECEF"/>
+              <w:bottom w:val="single" w:sz="4" w:color="E9ECEF"/>
+              <w:right w:val="single" w:sz="4" w:color="E9ECEF"/>
+            </w:tcBorders>
+          </w:tcPr>
+          <w:p>
+            <w:pPr>
+              <w:spacing w:before="40" w:after="40"/>
+            </w:pPr>
+            <w:r>
+              <w:rPr>
+                <w:rFonts w:ascii="Open Sans" w:hAnsi="Open Sans"/>
+                <w:b/>
+                <w:i w:val="0"/>
+                <w:color w:val="FFFFFF"/>
+                <w:sz w:val="20"/>
+              </w:rPr>
+              <w:t>Policy</w:t>
+            </w:r>
+          </w:p>
+        </w:tc>
+        <w:tc>
+          <w:tcPr>
+            <w:tcW w:type="dxa" w:w="936"/>
+            <w:shd w:val="clear" w:color="auto" w:fill="006DB6"/>
+            <w:tcBorders>
+              <w:top w:val="single" w:sz="4" w:color="E9ECEF"/>
+              <w:left w:val="single" w:sz="4" w:color="E9ECEF"/>
+              <w:bottom w:val="single" w:sz="4" w:color="E9ECEF"/>
+              <w:right w:val="single" w:sz="4" w:color="E9ECEF"/>
+            </w:tcBorders>
+          </w:tcPr>
+          <w:p>
+            <w:pPr>
+              <w:spacing w:before="40" w:after="40"/>
+            </w:pPr>
+            <w:r>
+              <w:rPr>
+                <w:rFonts w:ascii="Open Sans" w:hAnsi="Open Sans"/>
+                <w:b/>
+                <w:i w:val="0"/>
+                <w:color w:val="FFFFFF"/>
+                <w:sz w:val="20"/>
+              </w:rPr>
+              <w:t>Proto</w:t>
+            </w:r>
+          </w:p>
+        </w:tc>
+        <w:tc>
+          <w:tcPr>
+            <w:tcW w:type="dxa" w:w="2160"/>
+            <w:shd w:val="clear" w:color="auto" w:fill="006DB6"/>
+            <w:tcBorders>
+              <w:top w:val="single" w:sz="4" w:color="E9ECEF"/>
+              <w:left w:val="single" w:sz="4" w:color="E9ECEF"/>
+              <w:bottom w:val="single" w:sz="4" w:color="E9ECEF"/>
+              <w:right w:val="single" w:sz="4" w:color="E9ECEF"/>
+            </w:tcBorders>
+          </w:tcPr>
+          <w:p>
+            <w:pPr>
+              <w:spacing w:before="40" w:after="40"/>
+            </w:pPr>
+            <w:r>
+              <w:rPr>
+                <w:rFonts w:ascii="Open Sans" w:hAnsi="Open Sans"/>
+                <w:b/>
+                <w:i w:val="0"/>
+                <w:color w:val="FFFFFF"/>
+                <w:sz w:val="20"/>
+              </w:rPr>
+              <w:t>Source</w:t>
+            </w:r>
+          </w:p>
+        </w:tc>
+        <w:tc>
+          <w:tcPr>
+            <w:tcW w:type="dxa" w:w="2160"/>
+            <w:shd w:val="clear" w:color="auto" w:fill="006DB6"/>
+            <w:tcBorders>
+              <w:top w:val="single" w:sz="4" w:color="E9ECEF"/>
+              <w:left w:val="single" w:sz="4" w:color="E9ECEF"/>
+              <w:bottom w:val="single" w:sz="4" w:color="E9ECEF"/>
+              <w:right w:val="single" w:sz="4" w:color="E9ECEF"/>
+            </w:tcBorders>
+          </w:tcPr>
+          <w:p>
+            <w:pPr>
+              <w:spacing w:before="40" w:after="40"/>
+            </w:pPr>
+            <w:r>
+              <w:rPr>
+                <w:rFonts w:ascii="Open Sans" w:hAnsi="Open Sans"/>
+                <w:b/>
+                <w:i w:val="0"/>
+                <w:color w:val="FFFFFF"/>
+                <w:sz w:val="20"/>
+              </w:rPr>
+              <w:t>Destination</w:t>
+            </w:r>
+          </w:p>
+        </w:tc>
+        <w:tc>
+          <w:tcPr>
+            <w:tcW w:type="dxa" w:w="3168"/>
+            <w:shd w:val="clear" w:color="auto" w:fill="006DB6"/>
+            <w:tcBorders>
+              <w:top w:val="single" w:sz="4" w:color="E9ECEF"/>
+              <w:left w:val="single" w:sz="4" w:color="E9ECEF"/>
+              <w:bottom w:val="single" w:sz="4" w:color="E9ECEF"/>
+              <w:right w:val="single" w:sz="4" w:color="E9ECEF"/>
+            </w:tcBorders>
+          </w:tcPr>
+          <w:p>
+            <w:pPr>
+              <w:spacing w:before="40" w:after="40"/>
+            </w:pPr>
+            <w:r>
+              <w:rPr>
+                <w:rFonts w:ascii="Open Sans" w:hAnsi="Open Sans"/>
+                <w:b/>
+                <w:i w:val="0"/>
+                <w:color w:val="FFFFFF"/>
+                <w:sz w:val="20"/>
+              </w:rPr>
+              <w:t>Comment</w:t>
+            </w:r>
+          </w:p>
+        </w:tc>
+      </w:tr>
+      <w:tr>
+        <w:tc>
+          <w:tcPr>
+            <w:tcW w:type="dxa" w:w="864"/>
+            <w:tcBorders>
+              <w:top w:val="single" w:sz="4" w:color="E9ECEF"/>
+              <w:left w:val="single" w:sz="4" w:color="E9ECEF"/>
+              <w:bottom w:val="single" w:sz="4" w:color="E9ECEF"/>
+              <w:right w:val="single" w:sz="4" w:color="E9ECEF"/>
+            </w:tcBorders>
+          </w:tcPr>
+          <w:p>
+            <w:pPr>
+              <w:spacing w:before="40" w:after="40"/>
+            </w:pPr>
+            <w:r>
+              <w:rPr>
+                <w:rFonts w:ascii="Open Sans" w:hAnsi="Open Sans"/>
+                <w:b w:val="0"/>
+                <w:i w:val="0"/>
+                <w:color w:val="59595B"/>
+                <w:sz w:val="19"/>
+              </w:rPr>
+              <w:t>Deny</w:t>
+            </w:r>
+          </w:p>
+        </w:tc>
+        <w:tc>
+          <w:tcPr>
+            <w:tcW w:type="dxa" w:w="936"/>
+            <w:tcBorders>
+              <w:top w:val="single" w:sz="4" w:color="E9ECEF"/>
+              <w:left w:val="single" w:sz="4" w:color="E9ECEF"/>
+              <w:bottom w:val="single" w:sz="4" w:color="E9ECEF"/>
+              <w:right w:val="single" w:sz="4" w:color="E9ECEF"/>
+            </w:tcBorders>
+          </w:tcPr>
+          <w:p>
+            <w:pPr>
+              <w:spacing w:before="40" w:after="40"/>
+            </w:pPr>
+            <w:r>
+              <w:rPr>
+                <w:rFonts w:ascii="Open Sans" w:hAnsi="Open Sans"/>
+                <w:b w:val="0"/>
+                <w:i w:val="0"/>
+                <w:color w:val="59595B"/>
+                <w:sz w:val="19"/>
+              </w:rPr>
+              <w:t>ANY</w:t>
+            </w:r>
+          </w:p>
+        </w:tc>
+        <w:tc>
+          <w:tcPr>
+            <w:tcW w:type="dxa" w:w="2160"/>
+            <w:tcBorders>
+              <w:top w:val="single" w:sz="4" w:color="E9ECEF"/>
+              <w:left w:val="single" w:sz="4" w:color="E9ECEF"/>
+              <w:bottom w:val="single" w:sz="4" w:color="E9ECEF"/>
+              <w:right w:val="single" w:sz="4" w:color="E9ECEF"/>
+            </w:tcBorders>
+          </w:tcPr>
+          <w:p>
+            <w:pPr>
+              <w:spacing w:before="40" w:after="40"/>
+            </w:pPr>
+            <w:r>
+              <w:rPr>
+                <w:rFonts w:ascii="Open Sans" w:hAnsi="Open Sans"/>
+                <w:b w:val="0"/>
+                <w:i w:val="0"/>
+                <w:color w:val="59595B"/>
+                <w:sz w:val="19"/>
+              </w:rPr>
+              <w:t>Any</w:t>
+            </w:r>
+          </w:p>
+        </w:tc>
+        <w:tc>
+          <w:tcPr>
+            <w:tcW w:type="dxa" w:w="2160"/>
+            <w:tcBorders>
+              <w:top w:val="single" w:sz="4" w:color="E9ECEF"/>
+              <w:left w:val="single" w:sz="4" w:color="E9ECEF"/>
+              <w:bottom w:val="single" w:sz="4" w:color="E9ECEF"/>
+              <w:right w:val="single" w:sz="4" w:color="E9ECEF"/>
+            </w:tcBorders>
+          </w:tcPr>
+          <w:p>
+            <w:pPr>
+              <w:spacing w:before="40" w:after="40"/>
+            </w:pPr>
+            <w:r>
+              <w:rPr>
+                <w:rFonts w:ascii="Open Sans" w:hAnsi="Open Sans"/>
+                <w:b w:val="0"/>
+                <w:i w:val="0"/>
+                <w:color w:val="59595B"/>
+                <w:sz w:val="19"/>
+              </w:rPr>
+              <w:t>Any</w:t>
+            </w:r>
+          </w:p>
+        </w:tc>
+        <w:tc>
+          <w:tcPr>
+            <w:tcW w:type="dxa" w:w="3168"/>
+            <w:tcBorders>
+              <w:top w:val="single" w:sz="4" w:color="E9ECEF"/>
+              <w:left w:val="single" w:sz="4" w:color="E9ECEF"/>
+              <w:bottom w:val="single" w:sz="4" w:color="E9ECEF"/>
+              <w:right w:val="single" w:sz="4" w:color="E9ECEF"/>
+            </w:tcBorders>
+          </w:tcPr>
+          <w:p>
+            <w:pPr>
+              <w:spacing w:before="40" w:after="40"/>
+            </w:pPr>
+            <w:r>
+              <w:rPr>
+                <w:rFonts w:ascii="Open Sans" w:hAnsi="Open Sans"/>
+                <w:b w:val="0"/>
+                <w:i w:val="0"/>
+                <w:color w:val="59595B"/>
+                <w:sz w:val="19"/>
+              </w:rPr>
+              <w:t>Default rule</w:t>
+            </w:r>
+          </w:p>
+        </w:tc>
+      </w:tr>
+    </w:tbl>
+    <w:p>
+      <w:pPr>
+        <w:spacing w:after="160"/>
+      </w:pPr>
+      <w:r>
+        <w:rPr>
+          <w:rFonts w:ascii="Open Sans" w:hAnsi="Open Sans"/>
+          <w:b w:val="0"/>
+          <w:i w:val="0"/>
+          <w:color w:val="59595B"/>
+          <w:sz w:val="22"/>
+        </w:rPr>
+        <w:t>Wireless SSIDs (enabled):</w:t>
+      </w:r>
+    </w:p>
+    <w:tbl>
+      <w:tblPr>
+        <w:tblW w:type="auto" w:w="0"/>
+        <w:tblLayout w:type="fixed"/>
+        <w:tblLook w:firstColumn="1" w:firstRow="1" w:lastColumn="0" w:lastRow="0" w:noHBand="0" w:noVBand="1" w:val="04A0"/>
+      </w:tblPr>
+      <w:tblGrid>
+        <w:gridCol w:w="3120"/>
+        <w:gridCol w:w="3120"/>
+        <w:gridCol w:w="3120"/>
+      </w:tblGrid>
+      <w:tr>
+        <w:tc>
+          <w:tcPr>
+            <w:tcW w:type="dxa" w:w="576"/>
+            <w:shd w:val="clear" w:color="auto" w:fill="006DB6"/>
+            <w:tcBorders>
+              <w:top w:val="single" w:sz="4" w:color="E9ECEF"/>
+              <w:left w:val="single" w:sz="4" w:color="E9ECEF"/>
+              <w:bottom w:val="single" w:sz="4" w:color="E9ECEF"/>
+              <w:right w:val="single" w:sz="4" w:color="E9ECEF"/>
+            </w:tcBorders>
+          </w:tcPr>
+          <w:p>
+            <w:pPr>
+              <w:spacing w:before="40" w:after="40"/>
+            </w:pPr>
+            <w:r>
+              <w:rPr>
+                <w:rFonts w:ascii="Open Sans" w:hAnsi="Open Sans"/>
+                <w:b/>
+                <w:i w:val="0"/>
+                <w:color w:val="FFFFFF"/>
+                <w:sz w:val="20"/>
+              </w:rPr>
+              <w:t>#</w:t>
+            </w:r>
+          </w:p>
+        </w:tc>
+        <w:tc>
+          <w:tcPr>
+            <w:tcW w:type="dxa" w:w="4320"/>
+            <w:shd w:val="clear" w:color="auto" w:fill="006DB6"/>
+            <w:tcBorders>
+              <w:top w:val="single" w:sz="4" w:color="E9ECEF"/>
+              <w:left w:val="single" w:sz="4" w:color="E9ECEF"/>
+              <w:bottom w:val="single" w:sz="4" w:color="E9ECEF"/>
+              <w:right w:val="single" w:sz="4" w:color="E9ECEF"/>
+            </w:tcBorders>
+          </w:tcPr>
+          <w:p>
+            <w:pPr>
+              <w:spacing w:before="40" w:after="40"/>
+            </w:pPr>
+            <w:r>
+              <w:rPr>
+                <w:rFonts w:ascii="Open Sans" w:hAnsi="Open Sans"/>
+                <w:b/>
+                <w:i w:val="0"/>
+                <w:color w:val="FFFFFF"/>
+                <w:sz w:val="20"/>
+              </w:rPr>
+              <w:t>SSID Name</w:t>
+            </w:r>
+          </w:p>
+        </w:tc>
+        <w:tc>
+          <w:tcPr>
+            <w:tcW w:type="dxa" w:w="2880"/>
+            <w:shd w:val="clear" w:color="auto" w:fill="006DB6"/>
+            <w:tcBorders>
+              <w:top w:val="single" w:sz="4" w:color="E9ECEF"/>
+              <w:left w:val="single" w:sz="4" w:color="E9ECEF"/>
+              <w:bottom w:val="single" w:sz="4" w:color="E9ECEF"/>
+              <w:right w:val="single" w:sz="4" w:color="E9ECEF"/>
+            </w:tcBorders>
+          </w:tcPr>
+          <w:p>
+            <w:pPr>
+              <w:spacing w:before="40" w:after="40"/>
+            </w:pPr>
+            <w:r>
+              <w:rPr>
+                <w:rFonts w:ascii="Open Sans" w:hAnsi="Open Sans"/>
+                <w:b/>
+                <w:i w:val="0"/>
+                <w:color w:val="FFFFFF"/>
+                <w:sz w:val="20"/>
+              </w:rPr>
+              <w:t>Auth Mode</w:t>
+            </w:r>
+          </w:p>
+        </w:tc>
+      </w:tr>
+      <w:tr>
+        <w:tc>
+          <w:tcPr>
+            <w:tcW w:type="dxa" w:w="576"/>
+            <w:tcBorders>
+              <w:top w:val="single" w:sz="4" w:color="E9ECEF"/>
+              <w:left w:val="single" w:sz="4" w:color="E9ECEF"/>
+              <w:bottom w:val="single" w:sz="4" w:color="E9ECEF"/>
+              <w:right w:val="single" w:sz="4" w:color="E9ECEF"/>
+            </w:tcBorders>
+          </w:tcPr>
+          <w:p>
+            <w:pPr>
+              <w:spacing w:before="40" w:after="40"/>
+            </w:pPr>
+            <w:r>
+              <w:rPr>
+                <w:rFonts w:ascii="Open Sans" w:hAnsi="Open Sans"/>
+                <w:b w:val="0"/>
+                <w:i w:val="0"/>
+                <w:color w:val="59595B"/>
+                <w:sz w:val="19"/>
+              </w:rPr>
+              <w:t>—</w:t>
+            </w:r>
+          </w:p>
+        </w:tc>
+        <w:tc>
+          <w:tcPr>
+            <w:tcW w:type="dxa" w:w="4320"/>
+            <w:tcBorders>
+              <w:top w:val="single" w:sz="4" w:color="E9ECEF"/>
+              <w:left w:val="single" w:sz="4" w:color="E9ECEF"/>
+              <w:bottom w:val="single" w:sz="4" w:color="E9ECEF"/>
+              <w:right w:val="single" w:sz="4" w:color="E9ECEF"/>
+            </w:tcBorders>
+          </w:tcPr>
+          <w:p>
+            <w:pPr>
+              <w:spacing w:before="40" w:after="40"/>
+            </w:pPr>
+            <w:r>
+              <w:rPr>
+                <w:rFonts w:ascii="Open Sans" w:hAnsi="Open Sans"/>
+                <w:b w:val="0"/>
+                <w:i w:val="0"/>
+                <w:color w:val="59595B"/>
+                <w:sz w:val="19"/>
+              </w:rPr>
+              <w:t>Brandywine Homes</w:t>
+            </w:r>
+          </w:p>
+        </w:tc>
+        <w:tc>
+          <w:tcPr>
+            <w:tcW w:type="dxa" w:w="2880"/>
+            <w:tcBorders>
+              <w:top w:val="single" w:sz="4" w:color="E9ECEF"/>
+              <w:left w:val="single" w:sz="4" w:color="E9ECEF"/>
+              <w:bottom w:val="single" w:sz="4" w:color="E9ECEF"/>
+              <w:right w:val="single" w:sz="4" w:color="E9ECEF"/>
+            </w:tcBorders>
+          </w:tcPr>
+          <w:p>
+            <w:pPr>
+              <w:spacing w:before="40" w:after="40"/>
+            </w:pPr>
+            <w:r>
+              <w:rPr>
+                <w:rFonts w:ascii="Open Sans" w:hAnsi="Open Sans"/>
+                <w:b w:val="0"/>
+                <w:i w:val="0"/>
+                <w:color w:val="59595B"/>
+                <w:sz w:val="19"/>
+              </w:rPr>
+              <w:t>PSK</w:t>
             </w:r>
           </w:p>
         </w:tc>
@@ -1499,7 +3381,7 @@
       <w:tr>
         <w:tc>
           <w:tcPr>
-            <w:tcW w:type="dxa" w:w="2592"/>
+            <w:tcW w:type="dxa" w:w="2160"/>
             <w:shd w:val="clear" w:color="auto" w:fill="006DB6"/>
             <w:tcBorders>
               <w:top w:val="single" w:sz="4" w:color="E9ECEF"/>
@@ -1526,7 +3408,7 @@
         </w:tc>
         <w:tc>
           <w:tcPr>
-            <w:tcW w:type="dxa" w:w="1440"/>
+            <w:tcW w:type="dxa" w:w="1296"/>
             <w:shd w:val="clear" w:color="auto" w:fill="006DB6"/>
             <w:tcBorders>
               <w:top w:val="single" w:sz="4" w:color="E9ECEF"/>
@@ -1553,7 +3435,7 @@
         </w:tc>
         <w:tc>
           <w:tcPr>
-            <w:tcW w:type="dxa" w:w="1152"/>
+            <w:tcW w:type="dxa" w:w="1080"/>
             <w:shd w:val="clear" w:color="auto" w:fill="006DB6"/>
             <w:tcBorders>
               <w:top w:val="single" w:sz="4" w:color="E9ECEF"/>
@@ -1580,7 +3462,7 @@
         </w:tc>
         <w:tc>
           <w:tcPr>
-            <w:tcW w:type="dxa" w:w="1296"/>
+            <w:tcW w:type="dxa" w:w="1224"/>
             <w:shd w:val="clear" w:color="auto" w:fill="006DB6"/>
             <w:tcBorders>
               <w:top w:val="single" w:sz="4" w:color="E9ECEF"/>
@@ -1607,7 +3489,7 @@
         </w:tc>
         <w:tc>
           <w:tcPr>
-            <w:tcW w:type="dxa" w:w="1440"/>
+            <w:tcW w:type="dxa" w:w="1296"/>
             <w:shd w:val="clear" w:color="auto" w:fill="006DB6"/>
             <w:tcBorders>
               <w:top w:val="single" w:sz="4" w:color="E9ECEF"/>
@@ -1661,7 +3543,7 @@
         </w:tc>
         <w:tc>
           <w:tcPr>
-            <w:tcW w:type="dxa" w:w="1008"/>
+            <w:tcW w:type="dxa" w:w="936"/>
             <w:shd w:val="clear" w:color="auto" w:fill="006DB6"/>
             <w:tcBorders>
               <w:top w:val="single" w:sz="4" w:color="E9ECEF"/>
@@ -1690,7 +3572,7 @@
       <w:tr>
         <w:tc>
           <w:tcPr>
-            <w:tcW w:type="dxa" w:w="2592"/>
+            <w:tcW w:type="dxa" w:w="2160"/>
             <w:tcBorders>
               <w:top w:val="single" w:sz="4" w:color="E9ECEF"/>
               <w:left w:val="single" w:sz="4" w:color="E9ECEF"/>
@@ -1716,7 +3598,7 @@
         </w:tc>
         <w:tc>
           <w:tcPr>
-            <w:tcW w:type="dxa" w:w="1440"/>
+            <w:tcW w:type="dxa" w:w="1296"/>
             <w:tcBorders>
               <w:top w:val="single" w:sz="4" w:color="E9ECEF"/>
               <w:left w:val="single" w:sz="4" w:color="E9ECEF"/>
@@ -1742,7 +3624,7 @@
         </w:tc>
         <w:tc>
           <w:tcPr>
-            <w:tcW w:type="dxa" w:w="1152"/>
+            <w:tcW w:type="dxa" w:w="1080"/>
             <w:tcBorders>
               <w:top w:val="single" w:sz="4" w:color="E9ECEF"/>
               <w:left w:val="single" w:sz="4" w:color="E9ECEF"/>
@@ -1768,7 +3650,7 @@
         </w:tc>
         <w:tc>
           <w:tcPr>
-            <w:tcW w:type="dxa" w:w="1296"/>
+            <w:tcW w:type="dxa" w:w="1224"/>
             <w:tcBorders>
               <w:top w:val="single" w:sz="4" w:color="E9ECEF"/>
               <w:left w:val="single" w:sz="4" w:color="E9ECEF"/>
@@ -1794,7 +3676,7 @@
         </w:tc>
         <w:tc>
           <w:tcPr>
-            <w:tcW w:type="dxa" w:w="1440"/>
+            <w:tcW w:type="dxa" w:w="1296"/>
             <w:tcBorders>
               <w:top w:val="single" w:sz="4" w:color="E9ECEF"/>
               <w:left w:val="single" w:sz="4" w:color="E9ECEF"/>
@@ -1846,7 +3728,7 @@
         </w:tc>
         <w:tc>
           <w:tcPr>
-            <w:tcW w:type="dxa" w:w="1008"/>
+            <w:tcW w:type="dxa" w:w="936"/>
             <w:tcBorders>
               <w:top w:val="single" w:sz="4" w:color="E9ECEF"/>
               <w:left w:val="single" w:sz="4" w:color="E9ECEF"/>
@@ -1867,6 +3749,1127 @@
                 <w:sz w:val="19"/>
               </w:rPr>
               <w:t>0</w:t>
+            </w:r>
+          </w:p>
+        </w:tc>
+      </w:tr>
+    </w:tbl>
+    <w:tbl>
+      <w:tblPr>
+        <w:tblW w:type="auto" w:w="0"/>
+        <w:tblLayout w:type="fixed"/>
+        <w:tblLook w:firstColumn="1" w:firstRow="1" w:lastColumn="0" w:lastRow="0" w:noHBand="0" w:noVBand="1" w:val="04A0"/>
+      </w:tblPr>
+      <w:tblGrid>
+        <w:gridCol w:w="94"/>
+        <w:gridCol w:w="8976"/>
+      </w:tblGrid>
+      <w:tr>
+        <w:tc>
+          <w:tcPr>
+            <w:tcW w:type="dxa" w:w="94"/>
+            <w:shd w:val="clear" w:color="auto" w:fill="006DB6"/>
+            <w:tcBorders>
+              <w:top w:val="nil"/>
+              <w:left w:val="nil"/>
+              <w:bottom w:val="nil"/>
+              <w:right w:val="nil"/>
+              <w:insideH w:val="nil"/>
+              <w:insideV w:val="nil"/>
+            </w:tcBorders>
+          </w:tcPr>
+          <w:p/>
+        </w:tc>
+        <w:tc>
+          <w:tcPr>
+            <w:tcW w:type="dxa" w:w="8976"/>
+            <w:tcBorders>
+              <w:top w:val="nil"/>
+              <w:left w:val="nil"/>
+              <w:bottom w:val="nil"/>
+              <w:right w:val="nil"/>
+              <w:insideH w:val="nil"/>
+              <w:insideV w:val="nil"/>
+            </w:tcBorders>
+          </w:tcPr>
+          <w:p>
+            <w:pPr>
+              <w:spacing w:before="80" w:after="80"/>
+            </w:pPr>
+            <w:r>
+              <w:rPr>
+                <w:rFonts w:ascii="Open Sans" w:hAnsi="Open Sans"/>
+                <w:b/>
+                <w:i w:val="0"/>
+                <w:color w:val="006DB6"/>
+                <w:sz w:val="28"/>
+              </w:rPr>
+              <w:t xml:space="preserve">  Configuration Changes</w:t>
+            </w:r>
+          </w:p>
+        </w:tc>
+      </w:tr>
+    </w:tbl>
+    <w:tbl>
+      <w:tblPr>
+        <w:tblW w:type="auto" w:w="0"/>
+        <w:tblLayout w:type="fixed"/>
+        <w:tblLook w:firstColumn="1" w:firstRow="1" w:lastColumn="0" w:lastRow="0" w:noHBand="0" w:noVBand="1" w:val="04A0"/>
+      </w:tblPr>
+      <w:tblGrid>
+        <w:gridCol w:w="3120"/>
+        <w:gridCol w:w="3120"/>
+        <w:gridCol w:w="3120"/>
+      </w:tblGrid>
+      <w:tr>
+        <w:tc>
+          <w:tcPr>
+            <w:tcW w:type="dxa" w:w="3120"/>
+            <w:shd w:val="clear" w:color="auto" w:fill="F8F9FA"/>
+            <w:tcBorders>
+              <w:top w:val="nil"/>
+              <w:left w:val="nil"/>
+              <w:bottom w:val="nil"/>
+              <w:right w:val="nil"/>
+              <w:insideH w:val="nil"/>
+              <w:insideV w:val="nil"/>
+            </w:tcBorders>
+          </w:tcPr>
+          <w:p>
+            <w:pPr>
+              <w:spacing w:before="240" w:after="0"/>
+              <w:jc w:val="center"/>
+            </w:pPr>
+            <w:r>
+              <w:rPr>
+                <w:rFonts w:ascii="Open Sans" w:hAnsi="Open Sans"/>
+                <w:b/>
+                <w:i w:val="0"/>
+                <w:color w:val="F67D4B"/>
+                <w:sz w:val="48"/>
+              </w:rPr>
+              <w:t>2</w:t>
+            </w:r>
+          </w:p>
+          <w:p>
+            <w:pPr>
+              <w:spacing w:before="0" w:after="240"/>
+              <w:jc w:val="center"/>
+            </w:pPr>
+            <w:r>
+              <w:rPr>
+                <w:rFonts w:ascii="Open Sans" w:hAnsi="Open Sans"/>
+                <w:b w:val="0"/>
+                <w:i w:val="0"/>
+                <w:color w:val="59595B"/>
+                <w:sz w:val="20"/>
+              </w:rPr>
+              <w:t>Total changes</w:t>
+            </w:r>
+          </w:p>
+        </w:tc>
+        <w:tc>
+          <w:tcPr>
+            <w:tcW w:type="dxa" w:w="3120"/>
+            <w:shd w:val="clear" w:color="auto" w:fill="F8F9FA"/>
+            <w:tcBorders>
+              <w:top w:val="nil"/>
+              <w:left w:val="nil"/>
+              <w:bottom w:val="nil"/>
+              <w:right w:val="nil"/>
+              <w:insideH w:val="nil"/>
+              <w:insideV w:val="nil"/>
+            </w:tcBorders>
+          </w:tcPr>
+          <w:p>
+            <w:pPr>
+              <w:spacing w:before="240" w:after="0"/>
+              <w:jc w:val="center"/>
+            </w:pPr>
+            <w:r>
+              <w:rPr>
+                <w:rFonts w:ascii="Open Sans" w:hAnsi="Open Sans"/>
+                <w:b/>
+                <w:i w:val="0"/>
+                <w:color w:val="006DB6"/>
+                <w:sz w:val="48"/>
+              </w:rPr>
+              <w:t>1</w:t>
+            </w:r>
+          </w:p>
+          <w:p>
+            <w:pPr>
+              <w:spacing w:before="0" w:after="240"/>
+              <w:jc w:val="center"/>
+            </w:pPr>
+            <w:r>
+              <w:rPr>
+                <w:rFonts w:ascii="Open Sans" w:hAnsi="Open Sans"/>
+                <w:b w:val="0"/>
+                <w:i w:val="0"/>
+                <w:color w:val="59595B"/>
+                <w:sz w:val="20"/>
+              </w:rPr>
+              <w:t>Admins active</w:t>
+            </w:r>
+          </w:p>
+        </w:tc>
+        <w:tc>
+          <w:tcPr>
+            <w:tcW w:type="dxa" w:w="3120"/>
+            <w:shd w:val="clear" w:color="auto" w:fill="F8F9FA"/>
+            <w:tcBorders>
+              <w:top w:val="nil"/>
+              <w:left w:val="nil"/>
+              <w:bottom w:val="nil"/>
+              <w:right w:val="nil"/>
+              <w:insideH w:val="nil"/>
+              <w:insideV w:val="nil"/>
+            </w:tcBorders>
+          </w:tcPr>
+          <w:p>
+            <w:pPr>
+              <w:spacing w:before="240" w:after="0"/>
+              <w:jc w:val="center"/>
+            </w:pPr>
+            <w:r>
+              <w:rPr>
+                <w:rFonts w:ascii="Open Sans" w:hAnsi="Open Sans"/>
+                <w:b/>
+                <w:i w:val="0"/>
+                <w:color w:val="006DB6"/>
+                <w:sz w:val="48"/>
+              </w:rPr>
+              <w:t>1</w:t>
+            </w:r>
+          </w:p>
+          <w:p>
+            <w:pPr>
+              <w:spacing w:before="0" w:after="240"/>
+              <w:jc w:val="center"/>
+            </w:pPr>
+            <w:r>
+              <w:rPr>
+                <w:rFonts w:ascii="Open Sans" w:hAnsi="Open Sans"/>
+                <w:b w:val="0"/>
+                <w:i w:val="0"/>
+                <w:color w:val="59595B"/>
+                <w:sz w:val="20"/>
+              </w:rPr>
+              <w:t>Networks affected</w:t>
+            </w:r>
+          </w:p>
+        </w:tc>
+      </w:tr>
+    </w:tbl>
+    <w:p>
+      <w:pPr>
+        <w:spacing w:after="160"/>
+      </w:pPr>
+      <w:r>
+        <w:rPr>
+          <w:rFonts w:ascii="Open Sans" w:hAnsi="Open Sans"/>
+          <w:b w:val="0"/>
+          <w:i w:val="0"/>
+          <w:color w:val="59595B"/>
+          <w:sz w:val="22"/>
+        </w:rPr>
+        <w:t>2 Dashboard configuration changes were recorded across 1 network(s) by 1 administrator(s). The tables below identify who changed what and provide the full before/after detail for compliance review.</w:t>
+      </w:r>
+    </w:p>
+    <w:p>
+      <w:pPr>
+        <w:spacing w:after="160"/>
+      </w:pPr>
+      <w:r>
+        <w:rPr>
+          <w:rFonts w:ascii="Open Sans" w:hAnsi="Open Sans"/>
+          <w:b/>
+          <w:i w:val="0"/>
+          <w:color w:val="59595B"/>
+          <w:sz w:val="22"/>
+        </w:rPr>
+        <w:t>Changes by administrator:</w:t>
+      </w:r>
+    </w:p>
+    <w:tbl>
+      <w:tblPr>
+        <w:tblW w:type="auto" w:w="0"/>
+        <w:tblLayout w:type="fixed"/>
+        <w:tblLook w:firstColumn="1" w:firstRow="1" w:lastColumn="0" w:lastRow="0" w:noHBand="0" w:noVBand="1" w:val="04A0"/>
+      </w:tblPr>
+      <w:tblGrid>
+        <w:gridCol w:w="4680"/>
+        <w:gridCol w:w="4680"/>
+      </w:tblGrid>
+      <w:tr>
+        <w:tc>
+          <w:tcPr>
+            <w:tcW w:type="dxa" w:w="6480"/>
+            <w:shd w:val="clear" w:color="auto" w:fill="006DB6"/>
+            <w:tcBorders>
+              <w:top w:val="single" w:sz="4" w:color="E9ECEF"/>
+              <w:left w:val="single" w:sz="4" w:color="E9ECEF"/>
+              <w:bottom w:val="single" w:sz="4" w:color="E9ECEF"/>
+              <w:right w:val="single" w:sz="4" w:color="E9ECEF"/>
+            </w:tcBorders>
+          </w:tcPr>
+          <w:p>
+            <w:pPr>
+              <w:spacing w:before="40" w:after="40"/>
+            </w:pPr>
+            <w:r>
+              <w:rPr>
+                <w:rFonts w:ascii="Open Sans" w:hAnsi="Open Sans"/>
+                <w:b/>
+                <w:i w:val="0"/>
+                <w:color w:val="FFFFFF"/>
+                <w:sz w:val="20"/>
+              </w:rPr>
+              <w:t>Administrator</w:t>
+            </w:r>
+          </w:p>
+        </w:tc>
+        <w:tc>
+          <w:tcPr>
+            <w:tcW w:type="dxa" w:w="2160"/>
+            <w:shd w:val="clear" w:color="auto" w:fill="006DB6"/>
+            <w:tcBorders>
+              <w:top w:val="single" w:sz="4" w:color="E9ECEF"/>
+              <w:left w:val="single" w:sz="4" w:color="E9ECEF"/>
+              <w:bottom w:val="single" w:sz="4" w:color="E9ECEF"/>
+              <w:right w:val="single" w:sz="4" w:color="E9ECEF"/>
+            </w:tcBorders>
+          </w:tcPr>
+          <w:p>
+            <w:pPr>
+              <w:spacing w:before="40" w:after="40"/>
+            </w:pPr>
+            <w:r>
+              <w:rPr>
+                <w:rFonts w:ascii="Open Sans" w:hAnsi="Open Sans"/>
+                <w:b/>
+                <w:i w:val="0"/>
+                <w:color w:val="FFFFFF"/>
+                <w:sz w:val="20"/>
+              </w:rPr>
+              <w:t>Changes</w:t>
+            </w:r>
+          </w:p>
+        </w:tc>
+      </w:tr>
+      <w:tr>
+        <w:tc>
+          <w:tcPr>
+            <w:tcW w:type="dxa" w:w="6480"/>
+            <w:tcBorders>
+              <w:top w:val="single" w:sz="4" w:color="E9ECEF"/>
+              <w:left w:val="single" w:sz="4" w:color="E9ECEF"/>
+              <w:bottom w:val="single" w:sz="4" w:color="E9ECEF"/>
+              <w:right w:val="single" w:sz="4" w:color="E9ECEF"/>
+            </w:tcBorders>
+          </w:tcPr>
+          <w:p>
+            <w:pPr>
+              <w:spacing w:before="40" w:after="40"/>
+            </w:pPr>
+            <w:r>
+              <w:rPr>
+                <w:rFonts w:ascii="Open Sans" w:hAnsi="Open Sans"/>
+                <w:b w:val="0"/>
+                <w:i w:val="0"/>
+                <w:color w:val="59595B"/>
+                <w:sz w:val="19"/>
+              </w:rPr>
+              <w:t>support@technijian.com</w:t>
+            </w:r>
+          </w:p>
+        </w:tc>
+        <w:tc>
+          <w:tcPr>
+            <w:tcW w:type="dxa" w:w="2160"/>
+            <w:tcBorders>
+              <w:top w:val="single" w:sz="4" w:color="E9ECEF"/>
+              <w:left w:val="single" w:sz="4" w:color="E9ECEF"/>
+              <w:bottom w:val="single" w:sz="4" w:color="E9ECEF"/>
+              <w:right w:val="single" w:sz="4" w:color="E9ECEF"/>
+            </w:tcBorders>
+          </w:tcPr>
+          <w:p>
+            <w:pPr>
+              <w:spacing w:before="40" w:after="40"/>
+            </w:pPr>
+            <w:r>
+              <w:rPr>
+                <w:rFonts w:ascii="Open Sans" w:hAnsi="Open Sans"/>
+                <w:b w:val="0"/>
+                <w:i w:val="0"/>
+                <w:color w:val="59595B"/>
+                <w:sz w:val="19"/>
+              </w:rPr>
+              <w:t>2</w:t>
+            </w:r>
+          </w:p>
+        </w:tc>
+      </w:tr>
+    </w:tbl>
+    <w:p>
+      <w:pPr>
+        <w:spacing w:after="160"/>
+      </w:pPr>
+      <w:r>
+        <w:rPr>
+          <w:rFonts w:ascii="Open Sans" w:hAnsi="Open Sans"/>
+          <w:b/>
+          <w:i w:val="0"/>
+          <w:color w:val="59595B"/>
+          <w:sz w:val="22"/>
+        </w:rPr>
+        <w:t>Changes by network:</w:t>
+      </w:r>
+    </w:p>
+    <w:tbl>
+      <w:tblPr>
+        <w:tblW w:type="auto" w:w="0"/>
+        <w:tblLayout w:type="fixed"/>
+        <w:tblLook w:firstColumn="1" w:firstRow="1" w:lastColumn="0" w:lastRow="0" w:noHBand="0" w:noVBand="1" w:val="04A0"/>
+      </w:tblPr>
+      <w:tblGrid>
+        <w:gridCol w:w="4680"/>
+        <w:gridCol w:w="4680"/>
+      </w:tblGrid>
+      <w:tr>
+        <w:tc>
+          <w:tcPr>
+            <w:tcW w:type="dxa" w:w="6480"/>
+            <w:shd w:val="clear" w:color="auto" w:fill="006DB6"/>
+            <w:tcBorders>
+              <w:top w:val="single" w:sz="4" w:color="E9ECEF"/>
+              <w:left w:val="single" w:sz="4" w:color="E9ECEF"/>
+              <w:bottom w:val="single" w:sz="4" w:color="E9ECEF"/>
+              <w:right w:val="single" w:sz="4" w:color="E9ECEF"/>
+            </w:tcBorders>
+          </w:tcPr>
+          <w:p>
+            <w:pPr>
+              <w:spacing w:before="40" w:after="40"/>
+            </w:pPr>
+            <w:r>
+              <w:rPr>
+                <w:rFonts w:ascii="Open Sans" w:hAnsi="Open Sans"/>
+                <w:b/>
+                <w:i w:val="0"/>
+                <w:color w:val="FFFFFF"/>
+                <w:sz w:val="20"/>
+              </w:rPr>
+              <w:t>Network</w:t>
+            </w:r>
+          </w:p>
+        </w:tc>
+        <w:tc>
+          <w:tcPr>
+            <w:tcW w:type="dxa" w:w="2160"/>
+            <w:shd w:val="clear" w:color="auto" w:fill="006DB6"/>
+            <w:tcBorders>
+              <w:top w:val="single" w:sz="4" w:color="E9ECEF"/>
+              <w:left w:val="single" w:sz="4" w:color="E9ECEF"/>
+              <w:bottom w:val="single" w:sz="4" w:color="E9ECEF"/>
+              <w:right w:val="single" w:sz="4" w:color="E9ECEF"/>
+            </w:tcBorders>
+          </w:tcPr>
+          <w:p>
+            <w:pPr>
+              <w:spacing w:before="40" w:after="40"/>
+            </w:pPr>
+            <w:r>
+              <w:rPr>
+                <w:rFonts w:ascii="Open Sans" w:hAnsi="Open Sans"/>
+                <w:b/>
+                <w:i w:val="0"/>
+                <w:color w:val="FFFFFF"/>
+                <w:sz w:val="20"/>
+              </w:rPr>
+              <w:t>Changes</w:t>
+            </w:r>
+          </w:p>
+        </w:tc>
+      </w:tr>
+      <w:tr>
+        <w:tc>
+          <w:tcPr>
+            <w:tcW w:type="dxa" w:w="6480"/>
+            <w:tcBorders>
+              <w:top w:val="single" w:sz="4" w:color="E9ECEF"/>
+              <w:left w:val="single" w:sz="4" w:color="E9ECEF"/>
+              <w:bottom w:val="single" w:sz="4" w:color="E9ECEF"/>
+              <w:right w:val="single" w:sz="4" w:color="E9ECEF"/>
+            </w:tcBorders>
+          </w:tcPr>
+          <w:p>
+            <w:pPr>
+              <w:spacing w:before="40" w:after="40"/>
+            </w:pPr>
+            <w:r>
+              <w:rPr>
+                <w:rFonts w:ascii="Open Sans" w:hAnsi="Open Sans"/>
+                <w:b w:val="0"/>
+                <w:i w:val="0"/>
+                <w:color w:val="59595B"/>
+                <w:sz w:val="19"/>
+              </w:rPr>
+              <w:t>BWH-HQ</w:t>
+            </w:r>
+          </w:p>
+        </w:tc>
+        <w:tc>
+          <w:tcPr>
+            <w:tcW w:type="dxa" w:w="2160"/>
+            <w:tcBorders>
+              <w:top w:val="single" w:sz="4" w:color="E9ECEF"/>
+              <w:left w:val="single" w:sz="4" w:color="E9ECEF"/>
+              <w:bottom w:val="single" w:sz="4" w:color="E9ECEF"/>
+              <w:right w:val="single" w:sz="4" w:color="E9ECEF"/>
+            </w:tcBorders>
+          </w:tcPr>
+          <w:p>
+            <w:pPr>
+              <w:spacing w:before="40" w:after="40"/>
+            </w:pPr>
+            <w:r>
+              <w:rPr>
+                <w:rFonts w:ascii="Open Sans" w:hAnsi="Open Sans"/>
+                <w:b w:val="0"/>
+                <w:i w:val="0"/>
+                <w:color w:val="59595B"/>
+                <w:sz w:val="19"/>
+              </w:rPr>
+              <w:t>2</w:t>
+            </w:r>
+          </w:p>
+        </w:tc>
+      </w:tr>
+    </w:tbl>
+    <w:p>
+      <w:pPr>
+        <w:spacing w:after="160"/>
+      </w:pPr>
+      <w:r>
+        <w:rPr>
+          <w:rFonts w:ascii="Open Sans" w:hAnsi="Open Sans"/>
+          <w:b/>
+          <w:i w:val="0"/>
+          <w:color w:val="59595B"/>
+          <w:sz w:val="22"/>
+        </w:rPr>
+        <w:t>Changes by configuration area:</w:t>
+      </w:r>
+    </w:p>
+    <w:tbl>
+      <w:tblPr>
+        <w:tblW w:type="auto" w:w="0"/>
+        <w:tblLayout w:type="fixed"/>
+        <w:tblLook w:firstColumn="1" w:firstRow="1" w:lastColumn="0" w:lastRow="0" w:noHBand="0" w:noVBand="1" w:val="04A0"/>
+      </w:tblPr>
+      <w:tblGrid>
+        <w:gridCol w:w="4680"/>
+        <w:gridCol w:w="4680"/>
+      </w:tblGrid>
+      <w:tr>
+        <w:tc>
+          <w:tcPr>
+            <w:tcW w:type="dxa" w:w="6480"/>
+            <w:shd w:val="clear" w:color="auto" w:fill="006DB6"/>
+            <w:tcBorders>
+              <w:top w:val="single" w:sz="4" w:color="E9ECEF"/>
+              <w:left w:val="single" w:sz="4" w:color="E9ECEF"/>
+              <w:bottom w:val="single" w:sz="4" w:color="E9ECEF"/>
+              <w:right w:val="single" w:sz="4" w:color="E9ECEF"/>
+            </w:tcBorders>
+          </w:tcPr>
+          <w:p>
+            <w:pPr>
+              <w:spacing w:before="40" w:after="40"/>
+            </w:pPr>
+            <w:r>
+              <w:rPr>
+                <w:rFonts w:ascii="Open Sans" w:hAnsi="Open Sans"/>
+                <w:b/>
+                <w:i w:val="0"/>
+                <w:color w:val="FFFFFF"/>
+                <w:sz w:val="20"/>
+              </w:rPr>
+              <w:t>Configuration area</w:t>
+            </w:r>
+          </w:p>
+        </w:tc>
+        <w:tc>
+          <w:tcPr>
+            <w:tcW w:type="dxa" w:w="2160"/>
+            <w:shd w:val="clear" w:color="auto" w:fill="006DB6"/>
+            <w:tcBorders>
+              <w:top w:val="single" w:sz="4" w:color="E9ECEF"/>
+              <w:left w:val="single" w:sz="4" w:color="E9ECEF"/>
+              <w:bottom w:val="single" w:sz="4" w:color="E9ECEF"/>
+              <w:right w:val="single" w:sz="4" w:color="E9ECEF"/>
+            </w:tcBorders>
+          </w:tcPr>
+          <w:p>
+            <w:pPr>
+              <w:spacing w:before="40" w:after="40"/>
+            </w:pPr>
+            <w:r>
+              <w:rPr>
+                <w:rFonts w:ascii="Open Sans" w:hAnsi="Open Sans"/>
+                <w:b/>
+                <w:i w:val="0"/>
+                <w:color w:val="FFFFFF"/>
+                <w:sz w:val="20"/>
+              </w:rPr>
+              <w:t>Changes</w:t>
+            </w:r>
+          </w:p>
+        </w:tc>
+      </w:tr>
+      <w:tr>
+        <w:tc>
+          <w:tcPr>
+            <w:tcW w:type="dxa" w:w="6480"/>
+            <w:tcBorders>
+              <w:top w:val="single" w:sz="4" w:color="E9ECEF"/>
+              <w:left w:val="single" w:sz="4" w:color="E9ECEF"/>
+              <w:bottom w:val="single" w:sz="4" w:color="E9ECEF"/>
+              <w:right w:val="single" w:sz="4" w:color="E9ECEF"/>
+            </w:tcBorders>
+          </w:tcPr>
+          <w:p>
+            <w:pPr>
+              <w:spacing w:before="40" w:after="40"/>
+            </w:pPr>
+            <w:r>
+              <w:rPr>
+                <w:rFonts w:ascii="Open Sans" w:hAnsi="Open Sans"/>
+                <w:b w:val="0"/>
+                <w:i w:val="0"/>
+                <w:color w:val="59595B"/>
+                <w:sz w:val="19"/>
+              </w:rPr>
+              <w:t>Alerts</w:t>
+            </w:r>
+          </w:p>
+        </w:tc>
+        <w:tc>
+          <w:tcPr>
+            <w:tcW w:type="dxa" w:w="2160"/>
+            <w:tcBorders>
+              <w:top w:val="single" w:sz="4" w:color="E9ECEF"/>
+              <w:left w:val="single" w:sz="4" w:color="E9ECEF"/>
+              <w:bottom w:val="single" w:sz="4" w:color="E9ECEF"/>
+              <w:right w:val="single" w:sz="4" w:color="E9ECEF"/>
+            </w:tcBorders>
+          </w:tcPr>
+          <w:p>
+            <w:pPr>
+              <w:spacing w:before="40" w:after="40"/>
+            </w:pPr>
+            <w:r>
+              <w:rPr>
+                <w:rFonts w:ascii="Open Sans" w:hAnsi="Open Sans"/>
+                <w:b w:val="0"/>
+                <w:i w:val="0"/>
+                <w:color w:val="59595B"/>
+                <w:sz w:val="19"/>
+              </w:rPr>
+              <w:t>1</w:t>
+            </w:r>
+          </w:p>
+        </w:tc>
+      </w:tr>
+      <w:tr>
+        <w:tc>
+          <w:tcPr>
+            <w:tcW w:type="dxa" w:w="6480"/>
+            <w:shd w:val="clear" w:color="auto" w:fill="F8F9FA"/>
+            <w:tcBorders>
+              <w:top w:val="single" w:sz="4" w:color="E9ECEF"/>
+              <w:left w:val="single" w:sz="4" w:color="E9ECEF"/>
+              <w:bottom w:val="single" w:sz="4" w:color="E9ECEF"/>
+              <w:right w:val="single" w:sz="4" w:color="E9ECEF"/>
+            </w:tcBorders>
+          </w:tcPr>
+          <w:p>
+            <w:pPr>
+              <w:spacing w:before="40" w:after="40"/>
+            </w:pPr>
+            <w:r>
+              <w:rPr>
+                <w:rFonts w:ascii="Open Sans" w:hAnsi="Open Sans"/>
+                <w:b w:val="0"/>
+                <w:i w:val="0"/>
+                <w:color w:val="59595B"/>
+                <w:sz w:val="19"/>
+              </w:rPr>
+              <w:t>Environmental sensors</w:t>
+            </w:r>
+          </w:p>
+        </w:tc>
+        <w:tc>
+          <w:tcPr>
+            <w:tcW w:type="dxa" w:w="2160"/>
+            <w:shd w:val="clear" w:color="auto" w:fill="F8F9FA"/>
+            <w:tcBorders>
+              <w:top w:val="single" w:sz="4" w:color="E9ECEF"/>
+              <w:left w:val="single" w:sz="4" w:color="E9ECEF"/>
+              <w:bottom w:val="single" w:sz="4" w:color="E9ECEF"/>
+              <w:right w:val="single" w:sz="4" w:color="E9ECEF"/>
+            </w:tcBorders>
+          </w:tcPr>
+          <w:p>
+            <w:pPr>
+              <w:spacing w:before="40" w:after="40"/>
+            </w:pPr>
+            <w:r>
+              <w:rPr>
+                <w:rFonts w:ascii="Open Sans" w:hAnsi="Open Sans"/>
+                <w:b w:val="0"/>
+                <w:i w:val="0"/>
+                <w:color w:val="59595B"/>
+                <w:sz w:val="19"/>
+              </w:rPr>
+              <w:t>1</w:t>
+            </w:r>
+          </w:p>
+        </w:tc>
+      </w:tr>
+    </w:tbl>
+    <w:p>
+      <w:pPr>
+        <w:spacing w:after="160"/>
+      </w:pPr>
+      <w:r>
+        <w:rPr>
+          <w:rFonts w:ascii="Open Sans" w:hAnsi="Open Sans"/>
+          <w:b/>
+          <w:i w:val="0"/>
+          <w:color w:val="59595B"/>
+          <w:sz w:val="22"/>
+        </w:rPr>
+        <w:t>Change detail (most recent 2):</w:t>
+      </w:r>
+    </w:p>
+    <w:tbl>
+      <w:tblPr>
+        <w:tblW w:type="auto" w:w="0"/>
+        <w:tblLayout w:type="fixed"/>
+        <w:tblLook w:firstColumn="1" w:firstRow="1" w:lastColumn="0" w:lastRow="0" w:noHBand="0" w:noVBand="1" w:val="04A0"/>
+      </w:tblPr>
+      <w:tblGrid>
+        <w:gridCol w:w="1872"/>
+        <w:gridCol w:w="1872"/>
+        <w:gridCol w:w="1872"/>
+        <w:gridCol w:w="1872"/>
+        <w:gridCol w:w="1872"/>
+      </w:tblGrid>
+      <w:tr>
+        <w:tc>
+          <w:tcPr>
+            <w:tcW w:type="dxa" w:w="1584"/>
+            <w:shd w:val="clear" w:color="auto" w:fill="006DB6"/>
+            <w:tcBorders>
+              <w:top w:val="single" w:sz="4" w:color="E9ECEF"/>
+              <w:left w:val="single" w:sz="4" w:color="E9ECEF"/>
+              <w:bottom w:val="single" w:sz="4" w:color="E9ECEF"/>
+              <w:right w:val="single" w:sz="4" w:color="E9ECEF"/>
+            </w:tcBorders>
+          </w:tcPr>
+          <w:p>
+            <w:pPr>
+              <w:spacing w:before="40" w:after="40"/>
+            </w:pPr>
+            <w:r>
+              <w:rPr>
+                <w:rFonts w:ascii="Open Sans" w:hAnsi="Open Sans"/>
+                <w:b/>
+                <w:i w:val="0"/>
+                <w:color w:val="FFFFFF"/>
+                <w:sz w:val="20"/>
+              </w:rPr>
+              <w:t>Date / Time</w:t>
+            </w:r>
+          </w:p>
+        </w:tc>
+        <w:tc>
+          <w:tcPr>
+            <w:tcW w:type="dxa" w:w="2160"/>
+            <w:shd w:val="clear" w:color="auto" w:fill="006DB6"/>
+            <w:tcBorders>
+              <w:top w:val="single" w:sz="4" w:color="E9ECEF"/>
+              <w:left w:val="single" w:sz="4" w:color="E9ECEF"/>
+              <w:bottom w:val="single" w:sz="4" w:color="E9ECEF"/>
+              <w:right w:val="single" w:sz="4" w:color="E9ECEF"/>
+            </w:tcBorders>
+          </w:tcPr>
+          <w:p>
+            <w:pPr>
+              <w:spacing w:before="40" w:after="40"/>
+            </w:pPr>
+            <w:r>
+              <w:rPr>
+                <w:rFonts w:ascii="Open Sans" w:hAnsi="Open Sans"/>
+                <w:b/>
+                <w:i w:val="0"/>
+                <w:color w:val="FFFFFF"/>
+                <w:sz w:val="20"/>
+              </w:rPr>
+              <w:t>Administrator</w:t>
+            </w:r>
+          </w:p>
+        </w:tc>
+        <w:tc>
+          <w:tcPr>
+            <w:tcW w:type="dxa" w:w="2160"/>
+            <w:shd w:val="clear" w:color="auto" w:fill="006DB6"/>
+            <w:tcBorders>
+              <w:top w:val="single" w:sz="4" w:color="E9ECEF"/>
+              <w:left w:val="single" w:sz="4" w:color="E9ECEF"/>
+              <w:bottom w:val="single" w:sz="4" w:color="E9ECEF"/>
+              <w:right w:val="single" w:sz="4" w:color="E9ECEF"/>
+            </w:tcBorders>
+          </w:tcPr>
+          <w:p>
+            <w:pPr>
+              <w:spacing w:before="40" w:after="40"/>
+            </w:pPr>
+            <w:r>
+              <w:rPr>
+                <w:rFonts w:ascii="Open Sans" w:hAnsi="Open Sans"/>
+                <w:b/>
+                <w:i w:val="0"/>
+                <w:color w:val="FFFFFF"/>
+                <w:sz w:val="20"/>
+              </w:rPr>
+              <w:t>Area: Setting</w:t>
+            </w:r>
+          </w:p>
+        </w:tc>
+        <w:tc>
+          <w:tcPr>
+            <w:tcW w:type="dxa" w:w="1584"/>
+            <w:shd w:val="clear" w:color="auto" w:fill="006DB6"/>
+            <w:tcBorders>
+              <w:top w:val="single" w:sz="4" w:color="E9ECEF"/>
+              <w:left w:val="single" w:sz="4" w:color="E9ECEF"/>
+              <w:bottom w:val="single" w:sz="4" w:color="E9ECEF"/>
+              <w:right w:val="single" w:sz="4" w:color="E9ECEF"/>
+            </w:tcBorders>
+          </w:tcPr>
+          <w:p>
+            <w:pPr>
+              <w:spacing w:before="40" w:after="40"/>
+            </w:pPr>
+            <w:r>
+              <w:rPr>
+                <w:rFonts w:ascii="Open Sans" w:hAnsi="Open Sans"/>
+                <w:b/>
+                <w:i w:val="0"/>
+                <w:color w:val="FFFFFF"/>
+                <w:sz w:val="20"/>
+              </w:rPr>
+              <w:t>Before</w:t>
+            </w:r>
+          </w:p>
+        </w:tc>
+        <w:tc>
+          <w:tcPr>
+            <w:tcW w:type="dxa" w:w="1728"/>
+            <w:shd w:val="clear" w:color="auto" w:fill="006DB6"/>
+            <w:tcBorders>
+              <w:top w:val="single" w:sz="4" w:color="E9ECEF"/>
+              <w:left w:val="single" w:sz="4" w:color="E9ECEF"/>
+              <w:bottom w:val="single" w:sz="4" w:color="E9ECEF"/>
+              <w:right w:val="single" w:sz="4" w:color="E9ECEF"/>
+            </w:tcBorders>
+          </w:tcPr>
+          <w:p>
+            <w:pPr>
+              <w:spacing w:before="40" w:after="40"/>
+            </w:pPr>
+            <w:r>
+              <w:rPr>
+                <w:rFonts w:ascii="Open Sans" w:hAnsi="Open Sans"/>
+                <w:b/>
+                <w:i w:val="0"/>
+                <w:color w:val="FFFFFF"/>
+                <w:sz w:val="20"/>
+              </w:rPr>
+              <w:t>After</w:t>
+            </w:r>
+          </w:p>
+        </w:tc>
+      </w:tr>
+      <w:tr>
+        <w:tc>
+          <w:tcPr>
+            <w:tcW w:type="dxa" w:w="1584"/>
+            <w:tcBorders>
+              <w:top w:val="single" w:sz="4" w:color="E9ECEF"/>
+              <w:left w:val="single" w:sz="4" w:color="E9ECEF"/>
+              <w:bottom w:val="single" w:sz="4" w:color="E9ECEF"/>
+              <w:right w:val="single" w:sz="4" w:color="E9ECEF"/>
+            </w:tcBorders>
+          </w:tcPr>
+          <w:p>
+            <w:pPr>
+              <w:spacing w:before="40" w:after="40"/>
+            </w:pPr>
+            <w:r>
+              <w:rPr>
+                <w:rFonts w:ascii="Open Sans" w:hAnsi="Open Sans"/>
+                <w:b w:val="0"/>
+                <w:i w:val="0"/>
+                <w:color w:val="59595B"/>
+                <w:sz w:val="19"/>
+              </w:rPr>
+              <w:t>2026-02-17 21:28</w:t>
+            </w:r>
+          </w:p>
+        </w:tc>
+        <w:tc>
+          <w:tcPr>
+            <w:tcW w:type="dxa" w:w="2160"/>
+            <w:tcBorders>
+              <w:top w:val="single" w:sz="4" w:color="E9ECEF"/>
+              <w:left w:val="single" w:sz="4" w:color="E9ECEF"/>
+              <w:bottom w:val="single" w:sz="4" w:color="E9ECEF"/>
+              <w:right w:val="single" w:sz="4" w:color="E9ECEF"/>
+            </w:tcBorders>
+          </w:tcPr>
+          <w:p>
+            <w:pPr>
+              <w:spacing w:before="40" w:after="40"/>
+            </w:pPr>
+            <w:r>
+              <w:rPr>
+                <w:rFonts w:ascii="Open Sans" w:hAnsi="Open Sans"/>
+                <w:b w:val="0"/>
+                <w:i w:val="0"/>
+                <w:color w:val="59595B"/>
+                <w:sz w:val="19"/>
+              </w:rPr>
+              <w:t>support@technijian.com</w:t>
+            </w:r>
+          </w:p>
+        </w:tc>
+        <w:tc>
+          <w:tcPr>
+            <w:tcW w:type="dxa" w:w="2160"/>
+            <w:tcBorders>
+              <w:top w:val="single" w:sz="4" w:color="E9ECEF"/>
+              <w:left w:val="single" w:sz="4" w:color="E9ECEF"/>
+              <w:bottom w:val="single" w:sz="4" w:color="E9ECEF"/>
+              <w:right w:val="single" w:sz="4" w:color="E9ECEF"/>
+            </w:tcBorders>
+          </w:tcPr>
+          <w:p>
+            <w:pPr>
+              <w:spacing w:before="40" w:after="40"/>
+            </w:pPr>
+            <w:r>
+              <w:rPr>
+                <w:rFonts w:ascii="Open Sans" w:hAnsi="Open Sans"/>
+                <w:b w:val="0"/>
+                <w:i w:val="0"/>
+                <w:color w:val="59595B"/>
+                <w:sz w:val="19"/>
+              </w:rPr>
+              <w:t>Alerts: Default recipients</w:t>
+            </w:r>
+          </w:p>
+        </w:tc>
+        <w:tc>
+          <w:tcPr>
+            <w:tcW w:type="dxa" w:w="1584"/>
+            <w:tcBorders>
+              <w:top w:val="single" w:sz="4" w:color="E9ECEF"/>
+              <w:left w:val="single" w:sz="4" w:color="E9ECEF"/>
+              <w:bottom w:val="single" w:sz="4" w:color="E9ECEF"/>
+              <w:right w:val="single" w:sz="4" w:color="E9ECEF"/>
+            </w:tcBorders>
+          </w:tcPr>
+          <w:p>
+            <w:pPr>
+              <w:spacing w:before="40" w:after="40"/>
+            </w:pPr>
+            <w:r>
+              <w:rPr>
+                <w:rFonts w:ascii="Open Sans" w:hAnsi="Open Sans"/>
+                <w:b w:val="0"/>
+                <w:i w:val="0"/>
+                <w:color w:val="59595B"/>
+                <w:sz w:val="19"/>
+              </w:rPr>
+              <w:t>["All network admins"]</w:t>
+            </w:r>
+          </w:p>
+        </w:tc>
+        <w:tc>
+          <w:tcPr>
+            <w:tcW w:type="dxa" w:w="1728"/>
+            <w:tcBorders>
+              <w:top w:val="single" w:sz="4" w:color="E9ECEF"/>
+              <w:left w:val="single" w:sz="4" w:color="E9ECEF"/>
+              <w:bottom w:val="single" w:sz="4" w:color="E9ECEF"/>
+              <w:right w:val="single" w:sz="4" w:color="E9ECEF"/>
+            </w:tcBorders>
+          </w:tcPr>
+          <w:p>
+            <w:pPr>
+              <w:spacing w:before="40" w:after="40"/>
+            </w:pPr>
+            <w:r>
+              <w:rPr>
+                <w:rFonts w:ascii="Open Sans" w:hAnsi="Open Sans"/>
+                <w:b w:val="0"/>
+                <w:i w:val="0"/>
+                <w:color w:val="59595B"/>
+                <w:sz w:val="19"/>
+              </w:rPr>
+              <w:t>["All network admins", "support@technijian.com"]</w:t>
+            </w:r>
+          </w:p>
+        </w:tc>
+      </w:tr>
+      <w:tr>
+        <w:tc>
+          <w:tcPr>
+            <w:tcW w:type="dxa" w:w="1584"/>
+            <w:shd w:val="clear" w:color="auto" w:fill="F8F9FA"/>
+            <w:tcBorders>
+              <w:top w:val="single" w:sz="4" w:color="E9ECEF"/>
+              <w:left w:val="single" w:sz="4" w:color="E9ECEF"/>
+              <w:bottom w:val="single" w:sz="4" w:color="E9ECEF"/>
+              <w:right w:val="single" w:sz="4" w:color="E9ECEF"/>
+            </w:tcBorders>
+          </w:tcPr>
+          <w:p>
+            <w:pPr>
+              <w:spacing w:before="40" w:after="40"/>
+            </w:pPr>
+            <w:r>
+              <w:rPr>
+                <w:rFonts w:ascii="Open Sans" w:hAnsi="Open Sans"/>
+                <w:b w:val="0"/>
+                <w:i w:val="0"/>
+                <w:color w:val="59595B"/>
+                <w:sz w:val="19"/>
+              </w:rPr>
+              <w:t>2026-02-17 21:25</w:t>
+            </w:r>
+          </w:p>
+        </w:tc>
+        <w:tc>
+          <w:tcPr>
+            <w:tcW w:type="dxa" w:w="2160"/>
+            <w:shd w:val="clear" w:color="auto" w:fill="F8F9FA"/>
+            <w:tcBorders>
+              <w:top w:val="single" w:sz="4" w:color="E9ECEF"/>
+              <w:left w:val="single" w:sz="4" w:color="E9ECEF"/>
+              <w:bottom w:val="single" w:sz="4" w:color="E9ECEF"/>
+              <w:right w:val="single" w:sz="4" w:color="E9ECEF"/>
+            </w:tcBorders>
+          </w:tcPr>
+          <w:p>
+            <w:pPr>
+              <w:spacing w:before="40" w:after="40"/>
+            </w:pPr>
+            <w:r>
+              <w:rPr>
+                <w:rFonts w:ascii="Open Sans" w:hAnsi="Open Sans"/>
+                <w:b w:val="0"/>
+                <w:i w:val="0"/>
+                <w:color w:val="59595B"/>
+                <w:sz w:val="19"/>
+              </w:rPr>
+              <w:t>support@technijian.com</w:t>
+            </w:r>
+          </w:p>
+        </w:tc>
+        <w:tc>
+          <w:tcPr>
+            <w:tcW w:type="dxa" w:w="2160"/>
+            <w:shd w:val="clear" w:color="auto" w:fill="F8F9FA"/>
+            <w:tcBorders>
+              <w:top w:val="single" w:sz="4" w:color="E9ECEF"/>
+              <w:left w:val="single" w:sz="4" w:color="E9ECEF"/>
+              <w:bottom w:val="single" w:sz="4" w:color="E9ECEF"/>
+              <w:right w:val="single" w:sz="4" w:color="E9ECEF"/>
+            </w:tcBorders>
+          </w:tcPr>
+          <w:p>
+            <w:pPr>
+              <w:spacing w:before="40" w:after="40"/>
+            </w:pPr>
+            <w:r>
+              <w:rPr>
+                <w:rFonts w:ascii="Open Sans" w:hAnsi="Open Sans"/>
+                <w:b w:val="0"/>
+                <w:i w:val="0"/>
+                <w:color w:val="59595B"/>
+                <w:sz w:val="19"/>
+              </w:rPr>
+              <w:t>Environmental sensors: Create profile</w:t>
+            </w:r>
+          </w:p>
+        </w:tc>
+        <w:tc>
+          <w:tcPr>
+            <w:tcW w:type="dxa" w:w="1584"/>
+            <w:shd w:val="clear" w:color="auto" w:fill="F8F9FA"/>
+            <w:tcBorders>
+              <w:top w:val="single" w:sz="4" w:color="E9ECEF"/>
+              <w:left w:val="single" w:sz="4" w:color="E9ECEF"/>
+              <w:bottom w:val="single" w:sz="4" w:color="E9ECEF"/>
+              <w:right w:val="single" w:sz="4" w:color="E9ECEF"/>
+            </w:tcBorders>
+          </w:tcPr>
+          <w:p>
+            <w:pPr>
+              <w:spacing w:before="40" w:after="40"/>
+            </w:pPr>
+            <w:r>
+              <w:rPr>
+                <w:rFonts w:ascii="Open Sans" w:hAnsi="Open Sans"/>
+                <w:b w:val="0"/>
+                <w:i w:val="0"/>
+                <w:color w:val="59595B"/>
+                <w:sz w:val="19"/>
+              </w:rPr>
+            </w:r>
+          </w:p>
+        </w:tc>
+        <w:tc>
+          <w:tcPr>
+            <w:tcW w:type="dxa" w:w="1728"/>
+            <w:shd w:val="clear" w:color="auto" w:fill="F8F9FA"/>
+            <w:tcBorders>
+              <w:top w:val="single" w:sz="4" w:color="E9ECEF"/>
+              <w:left w:val="single" w:sz="4" w:color="E9ECEF"/>
+              <w:bottom w:val="single" w:sz="4" w:color="E9ECEF"/>
+              <w:right w:val="single" w:sz="4" w:color="E9ECEF"/>
+            </w:tcBorders>
+          </w:tcPr>
+          <w:p>
+            <w:pPr>
+              <w:spacing w:before="40" w:after="40"/>
+            </w:pPr>
+            <w:r>
+              <w:rPr>
+                <w:rFonts w:ascii="Open Sans" w:hAnsi="Open Sans"/>
+                <w:b w:val="0"/>
+                <w:i w:val="0"/>
+                <w:color w:val="59595B"/>
+                <w:sz w:val="19"/>
+              </w:rPr>
+              <w:t>{"profileId":"572520102629672127","name":"Support technijian","schedule":{"id":…</w:t>
             </w:r>
           </w:p>
         </w:tc>
@@ -4824,6 +7827,32 @@
         <w:t>zero security events for the period is unusual unless the network is genuinely low-traffic. Consider running a controlled test (e.g., EICAR file download from an isolated workstation) to confirm the IDS/IPS pipeline end-to-end.</w:t>
       </w:r>
     </w:p>
+    <w:p>
+      <w:pPr>
+        <w:pStyle w:val="ListBullet"/>
+        <w:spacing w:after="80"/>
+      </w:pPr>
+      <w:r>
+        <w:rPr>
+          <w:rFonts w:ascii="Open Sans" w:hAnsi="Open Sans"/>
+          <w:b/>
+          <w:i w:val="0"/>
+          <w:color w:val="1A1A2E"/>
+          <w:sz w:val="22"/>
+        </w:rPr>
+        <w:t xml:space="preserve">Review configuration changes: </w:t>
+      </w:r>
+      <w:r>
+        <w:rPr>
+          <w:rFonts w:ascii="Open Sans" w:hAnsi="Open Sans"/>
+          <w:b w:val="0"/>
+          <w:i w:val="0"/>
+          <w:color w:val="59595B"/>
+          <w:sz w:val="22"/>
+        </w:rPr>
+        <w:t>2 Dashboard configuration change(s) were recorded this period. See the Configuration Changes section for full before/after detail. Verify each change was authorized and documented in your change-management log.</w:t>
+      </w:r>
+    </w:p>
     <w:tbl>
       <w:tblPr>
         <w:tblW w:type="auto" w:w="0"/>
@@ -4907,7 +7936,7 @@
           <w:color w:val="59595B"/>
           <w:sz w:val="22"/>
         </w:rPr>
-        <w:t>Report generated 2026-04-29 17:33 for client code 'bwh'. Configuration snapshot taken 2026-04-29T21:36:33Z.</w:t>
+        <w:t>Report generated 2026-04-30 09:49 for client code 'bwh'. Configuration snapshot taken 2026-04-30T16:48:54Z.</w:t>
       </w:r>
     </w:p>
     <w:p>

--- a/clients/bwh/meraki/reports/BWH - Meraki Monthly Activity - 2026-02.docx
+++ b/clients/bwh/meraki/reports/BWH - Meraki Monthly Activity - 2026-02.docx
@@ -7936,7 +7936,7 @@
           <w:color w:val="59595B"/>
           <w:sz w:val="22"/>
         </w:rPr>
-        <w:t>Report generated 2026-04-30 09:49 for client code 'bwh'. Configuration snapshot taken 2026-04-30T16:48:54Z.</w:t>
+        <w:t>Report generated 2026-04-30 09:58 for client code 'bwh'. Configuration snapshot taken 2026-04-30T16:48:54Z.</w:t>
       </w:r>
     </w:p>
     <w:p>

--- a/clients/bwh/meraki/reports/BWH - Meraki Monthly Activity - 2026-02.docx
+++ b/clients/bwh/meraki/reports/BWH - Meraki Monthly Activity - 2026-02.docx
@@ -7936,7 +7936,7 @@
           <w:color w:val="59595B"/>
           <w:sz w:val="22"/>
         </w:rPr>
-        <w:t>Report generated 2026-04-30 09:58 for client code 'bwh'. Configuration snapshot taken 2026-04-30T16:48:54Z.</w:t>
+        <w:t>Report generated 2026-05-02 18:14 for client code 'bwh'. Configuration snapshot taken 2026-04-30T16:48:54Z.</w:t>
       </w:r>
     </w:p>
     <w:p>
@@ -7951,7 +7951,7 @@
           <w:color w:val="59595B"/>
           <w:sz w:val="22"/>
         </w:rPr>
-        <w:t>For questions about any item in this report, or to request a different reporting cadence, contact your Technijian account manager or open a ticket via the Client Portal.</w:t>
+        <w:t>For questions about any item in this report, or to request a different reporting cadence, email support@technijian.com.</w:t>
       </w:r>
     </w:p>
     <w:sectPr>

--- a/clients/bwh/meraki/reports/BWH - Meraki Monthly Activity - 2026-02.docx
+++ b/clients/bwh/meraki/reports/BWH - Meraki Monthly Activity - 2026-02.docx
@@ -7769,6 +7769,77 @@
                 <w:color w:val="006DB6"/>
                 <w:sz w:val="28"/>
               </w:rPr>
+              <w:t xml:space="preserve">  Industry News &amp; Vendor Innovations</w:t>
+            </w:r>
+          </w:p>
+        </w:tc>
+      </w:tr>
+    </w:tbl>
+    <w:p>
+      <w:pPr>
+        <w:spacing w:after="160"/>
+      </w:pPr>
+      <w:r>
+        <w:rPr>
+          <w:rFonts w:ascii="Open Sans" w:hAnsi="Open Sans"/>
+          <w:b w:val="0"/>
+          <w:i w:val="0"/>
+          <w:color w:val="59595B"/>
+          <w:sz w:val="22"/>
+        </w:rPr>
+        <w:t>Cisco Meraki announced no major platform changes this month. Routine detection-content updates and sensor improvements continued to roll out automatically. Technijian tracks Cisco Meraki's release notes monthly so future updates land in this section as they're published.</w:t>
+      </w:r>
+    </w:p>
+    <w:tbl>
+      <w:tblPr>
+        <w:tblW w:type="auto" w:w="0"/>
+        <w:tblLayout w:type="fixed"/>
+        <w:tblLook w:firstColumn="1" w:firstRow="1" w:lastColumn="0" w:lastRow="0" w:noHBand="0" w:noVBand="1" w:val="04A0"/>
+      </w:tblPr>
+      <w:tblGrid>
+        <w:gridCol w:w="94"/>
+        <w:gridCol w:w="8976"/>
+      </w:tblGrid>
+      <w:tr>
+        <w:tc>
+          <w:tcPr>
+            <w:tcW w:type="dxa" w:w="94"/>
+            <w:shd w:val="clear" w:color="auto" w:fill="006DB6"/>
+            <w:tcBorders>
+              <w:top w:val="nil"/>
+              <w:left w:val="nil"/>
+              <w:bottom w:val="nil"/>
+              <w:right w:val="nil"/>
+              <w:insideH w:val="nil"/>
+              <w:insideV w:val="nil"/>
+            </w:tcBorders>
+          </w:tcPr>
+          <w:p/>
+        </w:tc>
+        <w:tc>
+          <w:tcPr>
+            <w:tcW w:type="dxa" w:w="8976"/>
+            <w:tcBorders>
+              <w:top w:val="nil"/>
+              <w:left w:val="nil"/>
+              <w:bottom w:val="nil"/>
+              <w:right w:val="nil"/>
+              <w:insideH w:val="nil"/>
+              <w:insideV w:val="nil"/>
+            </w:tcBorders>
+          </w:tcPr>
+          <w:p>
+            <w:pPr>
+              <w:spacing w:before="80" w:after="80"/>
+            </w:pPr>
+            <w:r>
+              <w:rPr>
+                <w:rFonts w:ascii="Open Sans" w:hAnsi="Open Sans"/>
+                <w:b/>
+                <w:i w:val="0"/>
+                <w:color w:val="006DB6"/>
+                <w:sz w:val="28"/>
+              </w:rPr>
               <w:t xml:space="preserve">  Recommendations</w:t>
             </w:r>
           </w:p>
@@ -7936,7 +8007,7 @@
           <w:color w:val="59595B"/>
           <w:sz w:val="22"/>
         </w:rPr>
-        <w:t>Report generated 2026-05-02 18:14 for client code 'bwh'. Configuration snapshot taken 2026-04-30T16:48:54Z.</w:t>
+        <w:t>Report generated 2026-05-02 19:10 for client code 'bwh'. Configuration snapshot taken 2026-04-30T16:48:54Z.</w:t>
       </w:r>
     </w:p>
     <w:p>

--- a/clients/bwh/meraki/reports/BWH - Meraki Monthly Activity - 2026-02.docx
+++ b/clients/bwh/meraki/reports/BWH - Meraki Monthly Activity - 2026-02.docx
@@ -7719,6 +7719,84 @@
         <w:t>this document — every line item is sourced from the Meraki Dashboard API and verified through a structural proofreader before delivery.</w:t>
       </w:r>
     </w:p>
+    <w:p>
+      <w:pPr>
+        <w:spacing w:after="160"/>
+      </w:pPr>
+      <w:r>
+        <w:rPr>
+          <w:rFonts w:ascii="Open Sans" w:hAnsi="Open Sans"/>
+          <w:b/>
+          <w:i w:val="0"/>
+          <w:color w:val="1A1A2E"/>
+          <w:sz w:val="24"/>
+        </w:rPr>
+        <w:t>Specific work delivered this month</w:t>
+      </w:r>
+    </w:p>
+    <w:p>
+      <w:pPr>
+        <w:spacing w:after="160"/>
+      </w:pPr>
+      <w:r>
+        <w:rPr>
+          <w:rFonts w:ascii="Open Sans" w:hAnsi="Open Sans"/>
+          <w:b w:val="0"/>
+          <w:i w:val="0"/>
+          <w:color w:val="59595B"/>
+          <w:sz w:val="22"/>
+        </w:rPr>
+        <w:t>These items are pulled directly from the time entries and tickets logged by Technijian's team during the period — actual work, not estimates.</w:t>
+      </w:r>
+    </w:p>
+    <w:p>
+      <w:pPr>
+        <w:pStyle w:val="ListBullet"/>
+        <w:spacing w:after="80"/>
+      </w:pPr>
+      <w:r>
+        <w:rPr>
+          <w:rFonts w:ascii="Open Sans" w:hAnsi="Open Sans"/>
+          <w:b w:val="0"/>
+          <w:i w:val="0"/>
+          <w:color w:val="59595B"/>
+          <w:sz w:val="22"/>
+        </w:rPr>
+        <w:t>migrate power cables of the equipment's — 1.0h on 2026-02-13</w:t>
+      </w:r>
+    </w:p>
+    <w:p>
+      <w:pPr>
+        <w:pStyle w:val="ListBullet"/>
+        <w:spacing w:after="80"/>
+      </w:pPr>
+      <w:r>
+        <w:rPr>
+          <w:rFonts w:ascii="Open Sans" w:hAnsi="Open Sans"/>
+          <w:b w:val="0"/>
+          <w:i w:val="0"/>
+          <w:color w:val="59595B"/>
+          <w:sz w:val="22"/>
+        </w:rPr>
+        <w:t>migrate power cables of the equipment's — 1.5h on 2026-02-13</w:t>
+      </w:r>
+    </w:p>
+    <w:p>
+      <w:pPr>
+        <w:pStyle w:val="ListBullet"/>
+        <w:spacing w:after="80"/>
+      </w:pPr>
+      <w:r>
+        <w:rPr>
+          <w:rFonts w:ascii="Open Sans" w:hAnsi="Open Sans"/>
+          <w:b w:val="0"/>
+          <w:i w:val="0"/>
+          <w:color w:val="59595B"/>
+          <w:sz w:val="22"/>
+        </w:rPr>
+        <w:t>Set up emil alert from the thermostat — 0.7h on 2026-02-17</w:t>
+      </w:r>
+    </w:p>
     <w:tbl>
       <w:tblPr>
         <w:tblW w:type="auto" w:w="0"/>
@@ -8007,7 +8085,7 @@
           <w:color w:val="59595B"/>
           <w:sz w:val="22"/>
         </w:rPr>
-        <w:t>Report generated 2026-05-02 19:10 for client code 'bwh'. Configuration snapshot taken 2026-04-30T16:48:54Z.</w:t>
+        <w:t>Report generated 2026-05-02 20:00 for client code 'bwh'. Configuration snapshot taken 2026-04-30T16:48:54Z.</w:t>
       </w:r>
     </w:p>
     <w:p>
